--- a/Relatorio_SD-TP1.docx
+++ b/Relatorio_SD-TP1.docx
@@ -551,66 +551,186 @@
           <w:i/>
           <w:iCs/>
         </w:rPr>
-        <w:t>t</w:t>
-      </w:r>
+        <w:t>timestamp</w:t>
+      </w:r>
+      <w:proofErr w:type="spellEnd"/>
+      <w:r>
+        <w:rPr>
+          <w:rFonts w:ascii="Cambria" w:hAnsi="Cambria"/>
+        </w:rPr>
+        <w:t xml:space="preserve">, essencial para que as medições possam ser futuramente cruzadas e associadas ao período de exposição da população. O cabeçalho suporta também um dicionário flexível de dados, permitindo a injeção de parâmetros dinâmicos como a zona geográfica ou o tipo de métrica analisada. O final do cabeçalho de texto é estritamente demarcado por um terminador explícito ("&lt;EOF&gt;"), uma escolha crucial que garante a delimitação correta dos pacotes e previne a corrupção de leitura na </w:t>
+      </w:r>
+      <w:proofErr w:type="spellStart"/>
       <w:r>
         <w:rPr>
           <w:rFonts w:ascii="Cambria" w:hAnsi="Cambria"/>
           <w:i/>
           <w:iCs/>
         </w:rPr>
-        <w:t>imestamp</w:t>
+        <w:t>stream</w:t>
       </w:r>
       <w:proofErr w:type="spellEnd"/>
       <w:r>
         <w:rPr>
           <w:rFonts w:ascii="Cambria" w:hAnsi="Cambria"/>
         </w:rPr>
-        <w:t xml:space="preserve">, essencial para que as medições possam ser futuramente cruzadas e associadas ao período de exposição da população. O cabeçalho suporta também um dicionário flexível de dados, permitindo a injeção de parâmetros dinâmicos como a zona geográfica ou o tipo de métrica analisada. O final do cabeçalho de texto é estritamente demarcado por um terminador explícito ("&lt;EOF&gt;"), uma escolha crucial que garante a delimitação correta dos pacotes e previne a corrupção de leitura na </w:t>
-      </w:r>
-      <w:proofErr w:type="spellStart"/>
+        <w:t xml:space="preserve"> TCP.</w:t>
+      </w:r>
+    </w:p>
+    <w:p>
+      <w:pPr>
+        <w:ind w:firstLine="708"/>
+        <w:rPr>
+          <w:rFonts w:ascii="Cambria" w:hAnsi="Cambria"/>
+        </w:rPr>
+      </w:pPr>
+      <w:r>
+        <w:rPr>
+          <w:rFonts w:ascii="Cambria" w:hAnsi="Cambria"/>
+        </w:rPr>
+        <w:t xml:space="preserve">O fluxo de comunicação obedece a um ciclo de vida rigoroso. Após iniciar, o SENSOR estabelece ligação com o </w:t>
+      </w:r>
       <w:r>
         <w:rPr>
           <w:rFonts w:ascii="Cambria" w:hAnsi="Cambria"/>
           <w:i/>
           <w:iCs/>
         </w:rPr>
-        <w:t>stream</w:t>
-      </w:r>
-      <w:proofErr w:type="spellEnd"/>
-      <w:r>
-        <w:rPr>
-          <w:rFonts w:ascii="Cambria" w:hAnsi="Cambria"/>
-        </w:rPr>
-        <w:t xml:space="preserve"> TCP.</w:t>
-      </w:r>
-    </w:p>
-    <w:p>
-      <w:pPr>
-        <w:ind w:firstLine="708"/>
-        <w:rPr>
-          <w:rFonts w:ascii="Cambria" w:hAnsi="Cambria"/>
-        </w:rPr>
-      </w:pPr>
-      <w:r>
-        <w:rPr>
-          <w:rFonts w:ascii="Cambria" w:hAnsi="Cambria"/>
-        </w:rPr>
-        <w:t xml:space="preserve">O fluxo de comunicação obedece a um ciclo de vida rigoroso. Após iniciar, o SENSOR estabelece ligação com o </w:t>
-      </w:r>
+        <w:t>GATEWAY</w:t>
+      </w:r>
+      <w:r>
+        <w:rPr>
+          <w:rFonts w:ascii="Cambria" w:hAnsi="Cambria"/>
+        </w:rPr>
+        <w:t xml:space="preserve"> e identifica-se enviando os tipos de dados ambientais que é capaz de recolher. O GATEWAY, munido de ficheiros locais de configuração, verifica se o sensor se encontra devidamente registado e ativo para aquela zona. Validada a ligação, o sensor começa a enviar as suas medições de forma periódica. Para garantir a tolerância a falhas, o protocolo exige que o sensor envie periodicamente uma mensagem de "</w:t>
+      </w:r>
+      <w:proofErr w:type="spellStart"/>
       <w:r>
         <w:rPr>
           <w:rFonts w:ascii="Cambria" w:hAnsi="Cambria"/>
           <w:i/>
           <w:iCs/>
         </w:rPr>
-        <w:t>GATEWAY</w:t>
-      </w:r>
-      <w:r>
-        <w:rPr>
-          <w:rFonts w:ascii="Cambria" w:hAnsi="Cambria"/>
-        </w:rPr>
-        <w:t xml:space="preserve"> e identifica-se enviando os tipos de dados ambientais que é capaz de recolher. O GATEWAY, munido de ficheiros locais de configuração, verifica se o sensor se encontra devidamente registado e ativo para aquela zona. Validada a ligação, o sensor começa a enviar as suas medições de forma periódica. Para garantir a tolerância a falhas, o protocolo exige que o sensor envie periodicamente uma mensagem de "</w:t>
+        <w:t>heartbeat</w:t>
+      </w:r>
+      <w:proofErr w:type="spellEnd"/>
+      <w:r>
+        <w:rPr>
+          <w:rFonts w:ascii="Cambria" w:hAnsi="Cambria"/>
+        </w:rPr>
+        <w:t xml:space="preserve">"; caso o </w:t>
+      </w:r>
+      <w:proofErr w:type="spellStart"/>
+      <w:r>
+        <w:rPr>
+          <w:rFonts w:ascii="Cambria" w:hAnsi="Cambria"/>
+        </w:rPr>
+        <w:t>gateway</w:t>
+      </w:r>
+      <w:proofErr w:type="spellEnd"/>
+      <w:r>
+        <w:rPr>
+          <w:rFonts w:ascii="Cambria" w:hAnsi="Cambria"/>
+        </w:rPr>
+        <w:t xml:space="preserve"> deixe de receber este sinal durante um determinado </w:t>
+      </w:r>
+      <w:proofErr w:type="gramStart"/>
+      <w:r>
+        <w:rPr>
+          <w:rFonts w:ascii="Cambria" w:hAnsi="Cambria"/>
+        </w:rPr>
+        <w:t>período de tempo</w:t>
+      </w:r>
+      <w:proofErr w:type="gramEnd"/>
+      <w:r>
+        <w:rPr>
+          <w:rFonts w:ascii="Cambria" w:hAnsi="Cambria"/>
+        </w:rPr>
+        <w:t>, o estado do sensor é atualizado para indisponível. Por fim, as entidades asseguram um comando de encerramento, terminando corretamente a comunicação libertando os recursos de rede em ambas as pontas.</w:t>
+      </w:r>
+    </w:p>
+    <w:p>
+      <w:pPr>
+        <w:rPr>
+          <w:rFonts w:ascii="Cambria" w:hAnsi="Cambria"/>
+          <w:b/>
+          <w:bCs/>
+          <w:sz w:val="28"/>
+          <w:szCs w:val="28"/>
+        </w:rPr>
+      </w:pPr>
+    </w:p>
+    <w:p>
+      <w:pPr>
+        <w:ind w:left="360"/>
+        <w:rPr>
+          <w:rFonts w:ascii="Cambria" w:hAnsi="Cambria"/>
+          <w:b/>
+          <w:bCs/>
+          <w:sz w:val="28"/>
+          <w:szCs w:val="28"/>
+        </w:rPr>
+      </w:pPr>
+    </w:p>
+    <w:p>
+      <w:pPr>
+        <w:ind w:left="360"/>
+        <w:rPr>
+          <w:rFonts w:ascii="Cambria" w:hAnsi="Cambria"/>
+          <w:b/>
+          <w:bCs/>
+          <w:sz w:val="28"/>
+          <w:szCs w:val="28"/>
+        </w:rPr>
+      </w:pPr>
+    </w:p>
+    <w:p>
+      <w:pPr>
+        <w:ind w:left="360"/>
+        <w:rPr>
+          <w:rFonts w:ascii="Cambria" w:hAnsi="Cambria"/>
+          <w:b/>
+          <w:bCs/>
+          <w:sz w:val="28"/>
+          <w:szCs w:val="28"/>
+        </w:rPr>
+      </w:pPr>
+      <w:r>
+        <w:rPr>
+          <w:rFonts w:ascii="Cambria" w:hAnsi="Cambria"/>
+          <w:b/>
+          <w:bCs/>
+          <w:sz w:val="28"/>
+          <w:szCs w:val="28"/>
+        </w:rPr>
+        <w:lastRenderedPageBreak/>
+        <w:t>3. Escolhas de Implementação</w:t>
+      </w:r>
+    </w:p>
+    <w:p>
+      <w:pPr>
+        <w:ind w:left="360" w:firstLine="348"/>
+        <w:rPr>
+          <w:rFonts w:ascii="Cambria" w:hAnsi="Cambria"/>
+        </w:rPr>
+      </w:pPr>
+      <w:r>
+        <w:rPr>
+          <w:rFonts w:ascii="Cambria" w:hAnsi="Cambria"/>
+        </w:rPr>
+        <w:t xml:space="preserve">O desenvolvimento deste sistema distribuído obrigou a várias decisões técnicas orientadas à fiabilidade e à capacidade de escalabilidade. Embora o guião original </w:t>
+      </w:r>
+      <w:r>
+        <w:rPr>
+          <w:rFonts w:ascii="Cambria" w:hAnsi="Cambria"/>
+        </w:rPr>
+        <w:t>recomendasse</w:t>
+      </w:r>
+      <w:r>
+        <w:rPr>
+          <w:rFonts w:ascii="Cambria" w:hAnsi="Cambria"/>
+        </w:rPr>
+        <w:t xml:space="preserve"> a gravação dos dados diretamente em ficheiros através do uso de </w:t>
       </w:r>
       <w:proofErr w:type="spellStart"/>
       <w:r>
@@ -619,126 +739,14 @@
           <w:i/>
           <w:iCs/>
         </w:rPr>
-        <w:t>heartbeat</w:t>
+        <w:t>mutexes</w:t>
       </w:r>
       <w:proofErr w:type="spellEnd"/>
       <w:r>
         <w:rPr>
           <w:rFonts w:ascii="Cambria" w:hAnsi="Cambria"/>
         </w:rPr>
-        <w:t xml:space="preserve">"; caso o </w:t>
-      </w:r>
-      <w:proofErr w:type="spellStart"/>
-      <w:r>
-        <w:rPr>
-          <w:rFonts w:ascii="Cambria" w:hAnsi="Cambria"/>
-        </w:rPr>
-        <w:t>gateway</w:t>
-      </w:r>
-      <w:proofErr w:type="spellEnd"/>
-      <w:r>
-        <w:rPr>
-          <w:rFonts w:ascii="Cambria" w:hAnsi="Cambria"/>
-        </w:rPr>
-        <w:t xml:space="preserve"> deixe de receber este sinal durante um determinado </w:t>
-      </w:r>
-      <w:proofErr w:type="gramStart"/>
-      <w:r>
-        <w:rPr>
-          <w:rFonts w:ascii="Cambria" w:hAnsi="Cambria"/>
-        </w:rPr>
-        <w:t>período de tempo</w:t>
-      </w:r>
-      <w:proofErr w:type="gramEnd"/>
-      <w:r>
-        <w:rPr>
-          <w:rFonts w:ascii="Cambria" w:hAnsi="Cambria"/>
-        </w:rPr>
-        <w:t>, o estado do sensor é atualizado para indisponível. Por fim, as entidades asseguram um comando de encerramento, terminando corretamente a comunicação libertando os recursos de rede em ambas as pontas.</w:t>
-      </w:r>
-    </w:p>
-    <w:p>
-      <w:pPr>
-        <w:rPr>
-          <w:rFonts w:ascii="Cambria" w:hAnsi="Cambria"/>
-          <w:b/>
-          <w:bCs/>
-          <w:sz w:val="28"/>
-          <w:szCs w:val="28"/>
-        </w:rPr>
-      </w:pPr>
-    </w:p>
-    <w:p>
-      <w:pPr>
-        <w:ind w:left="360"/>
-        <w:rPr>
-          <w:rFonts w:ascii="Cambria" w:hAnsi="Cambria"/>
-          <w:b/>
-          <w:bCs/>
-          <w:sz w:val="28"/>
-          <w:szCs w:val="28"/>
-        </w:rPr>
-      </w:pPr>
-    </w:p>
-    <w:p>
-      <w:pPr>
-        <w:ind w:left="360"/>
-        <w:rPr>
-          <w:rFonts w:ascii="Cambria" w:hAnsi="Cambria"/>
-          <w:b/>
-          <w:bCs/>
-          <w:sz w:val="28"/>
-          <w:szCs w:val="28"/>
-        </w:rPr>
-      </w:pPr>
-    </w:p>
-    <w:p>
-      <w:pPr>
-        <w:ind w:left="360"/>
-        <w:rPr>
-          <w:rFonts w:ascii="Cambria" w:hAnsi="Cambria"/>
-          <w:b/>
-          <w:bCs/>
-          <w:sz w:val="28"/>
-          <w:szCs w:val="28"/>
-        </w:rPr>
-      </w:pPr>
-      <w:r>
-        <w:rPr>
-          <w:rFonts w:ascii="Cambria" w:hAnsi="Cambria"/>
-          <w:b/>
-          <w:bCs/>
-          <w:sz w:val="28"/>
-          <w:szCs w:val="28"/>
-        </w:rPr>
-        <w:lastRenderedPageBreak/>
-        <w:t>3. Escolhas de Implementação</w:t>
-      </w:r>
-    </w:p>
-    <w:p>
-      <w:pPr>
-        <w:ind w:left="360" w:firstLine="348"/>
-        <w:rPr>
-          <w:rFonts w:ascii="Cambria" w:hAnsi="Cambria"/>
-        </w:rPr>
-      </w:pPr>
-      <w:r>
-        <w:rPr>
-          <w:rFonts w:ascii="Cambria" w:hAnsi="Cambria"/>
-        </w:rPr>
-        <w:t xml:space="preserve">O desenvolvimento deste sistema distribuído obrigou a várias decisões técnicas orientadas à fiabilidade e à capacidade de escalabilidade. Embora o guião original </w:t>
-      </w:r>
-      <w:r>
-        <w:rPr>
-          <w:rFonts w:ascii="Cambria" w:hAnsi="Cambria"/>
-        </w:rPr>
-        <w:t>recomendasse</w:t>
-      </w:r>
-      <w:r>
-        <w:rPr>
-          <w:rFonts w:ascii="Cambria" w:hAnsi="Cambria"/>
-        </w:rPr>
-        <w:t xml:space="preserve"> a gravação dos dados diretamente em ficheiros através do uso de </w:t>
+        <w:t xml:space="preserve"> para garantir o acesso sequencial, a equipa optou por cumprir a funcionalidade extra proposta e implementou uma base de dados relacional </w:t>
       </w:r>
       <w:proofErr w:type="spellStart"/>
       <w:r>
@@ -747,70 +755,58 @@
           <w:i/>
           <w:iCs/>
         </w:rPr>
-        <w:t>mutexes</w:t>
+        <w:t>SQLite</w:t>
       </w:r>
       <w:proofErr w:type="spellEnd"/>
       <w:r>
         <w:rPr>
           <w:rFonts w:ascii="Cambria" w:hAnsi="Cambria"/>
         </w:rPr>
-        <w:t xml:space="preserve"> para garantir o acesso </w:t>
-      </w:r>
-      <w:r>
-        <w:rPr>
-          <w:rFonts w:ascii="Cambria" w:hAnsi="Cambria"/>
-        </w:rPr>
-        <w:t>sequencial,</w:t>
-      </w:r>
-      <w:r>
-        <w:rPr>
-          <w:rFonts w:ascii="Cambria" w:hAnsi="Cambria"/>
-        </w:rPr>
-        <w:t xml:space="preserve"> a equipa optou por cumprir a funcionalidade extra proposta e implementou uma base de dados relacional </w:t>
-      </w:r>
-      <w:proofErr w:type="spellStart"/>
+        <w:t xml:space="preserve"> no servidor. Esta escolha abandonou a rigidez dos ficheiros físicos, garantindo transações seguras, a prevenção de perdas por concorrência e facilitando consultas avançadas por parte de sistemas externos.</w:t>
+      </w:r>
+    </w:p>
+    <w:p>
+      <w:pPr>
+        <w:ind w:left="360" w:firstLine="348"/>
+        <w:rPr>
+          <w:rFonts w:ascii="Cambria" w:hAnsi="Cambria"/>
+        </w:rPr>
+      </w:pPr>
+      <w:r>
+        <w:rPr>
+          <w:rFonts w:ascii="Cambria" w:hAnsi="Cambria"/>
+        </w:rPr>
+        <w:t xml:space="preserve">No que toca à gestão da concorrência no SERVIDOR e no </w:t>
+      </w:r>
       <w:r>
         <w:rPr>
           <w:rFonts w:ascii="Cambria" w:hAnsi="Cambria"/>
           <w:i/>
           <w:iCs/>
         </w:rPr>
-        <w:t>SQLite</w:t>
-      </w:r>
-      <w:proofErr w:type="spellEnd"/>
-      <w:r>
-        <w:rPr>
-          <w:rFonts w:ascii="Cambria" w:hAnsi="Cambria"/>
-        </w:rPr>
-        <w:t xml:space="preserve"> no servidor. Esta escolha abandonou a rigidez dos ficheiros físicos, garantindo transações seguras, a prevenção de perdas por concorrência e facilitando consultas avançadas por parte de sistemas externos.</w:t>
-      </w:r>
-    </w:p>
-    <w:p>
-      <w:pPr>
-        <w:ind w:left="360" w:firstLine="348"/>
-        <w:rPr>
-          <w:rFonts w:ascii="Cambria" w:hAnsi="Cambria"/>
-        </w:rPr>
-      </w:pPr>
-      <w:r>
-        <w:rPr>
-          <w:rFonts w:ascii="Cambria" w:hAnsi="Cambria"/>
-        </w:rPr>
-        <w:t xml:space="preserve">No que toca à gestão da concorrência no SERVIDOR e no </w:t>
-      </w:r>
+        <w:t>GATEWAY</w:t>
+      </w:r>
+      <w:r>
+        <w:rPr>
+          <w:rFonts w:ascii="Cambria" w:hAnsi="Cambria"/>
+        </w:rPr>
+        <w:t xml:space="preserve">, ferramentas vitais para receber pedidos de múltiplos sensores em simultâneo, decidiu-se utilizar semáforos em detrimento dos </w:t>
+      </w:r>
+      <w:proofErr w:type="spellStart"/>
       <w:r>
         <w:rPr>
           <w:rFonts w:ascii="Cambria" w:hAnsi="Cambria"/>
           <w:i/>
           <w:iCs/>
         </w:rPr>
-        <w:t>GATEWAY</w:t>
-      </w:r>
-      <w:r>
-        <w:rPr>
-          <w:rFonts w:ascii="Cambria" w:hAnsi="Cambria"/>
-        </w:rPr>
-        <w:t xml:space="preserve">, ferramentas vitais para receber pedidos de múltiplos sensores em simultâneo, decidiu-se utilizar semáforos em detrimento dos </w:t>
+        <w:t>mutexes</w:t>
+      </w:r>
+      <w:proofErr w:type="spellEnd"/>
+      <w:r>
+        <w:rPr>
+          <w:rFonts w:ascii="Cambria" w:hAnsi="Cambria"/>
+        </w:rPr>
+        <w:t xml:space="preserve"> clássicos sugeridos. A preferência pelos semáforos justificou-se pela sua capacidade de limitar e gerir o número máximo de ligações ativas na </w:t>
       </w:r>
       <w:proofErr w:type="spellStart"/>
       <w:r>
@@ -819,38 +815,38 @@
           <w:i/>
           <w:iCs/>
         </w:rPr>
-        <w:t>mutexes</w:t>
+        <w:t>thread</w:t>
       </w:r>
       <w:proofErr w:type="spellEnd"/>
-      <w:r>
-        <w:rPr>
-          <w:rFonts w:ascii="Cambria" w:hAnsi="Cambria"/>
-        </w:rPr>
-        <w:t xml:space="preserve"> clássicos sugeridos. A preferência pelos semáforos justificou-se pela sua capacidade de limitar e gerir o número máximo de ligações ativas na </w:t>
-      </w:r>
-      <w:proofErr w:type="spellStart"/>
       <w:r>
         <w:rPr>
           <w:rFonts w:ascii="Cambria" w:hAnsi="Cambria"/>
           <w:i/>
           <w:iCs/>
         </w:rPr>
-        <w:t>thread</w:t>
-      </w:r>
-      <w:proofErr w:type="spellEnd"/>
+        <w:t xml:space="preserve"> pool</w:t>
+      </w:r>
+      <w:r>
+        <w:rPr>
+          <w:rFonts w:ascii="Cambria" w:hAnsi="Cambria"/>
+        </w:rPr>
+        <w:t xml:space="preserve">. Enquanto um </w:t>
+      </w:r>
+      <w:proofErr w:type="spellStart"/>
       <w:r>
         <w:rPr>
           <w:rFonts w:ascii="Cambria" w:hAnsi="Cambria"/>
           <w:i/>
           <w:iCs/>
         </w:rPr>
-        <w:t xml:space="preserve"> pool</w:t>
-      </w:r>
-      <w:r>
-        <w:rPr>
-          <w:rFonts w:ascii="Cambria" w:hAnsi="Cambria"/>
-        </w:rPr>
-        <w:t xml:space="preserve">. Enquanto um </w:t>
+        <w:t>mutex</w:t>
+      </w:r>
+      <w:proofErr w:type="spellEnd"/>
+      <w:r>
+        <w:rPr>
+          <w:rFonts w:ascii="Cambria" w:hAnsi="Cambria"/>
+        </w:rPr>
+        <w:t xml:space="preserve"> restringiria demasiadamente o sistema bloqueando a operação a apenas uma </w:t>
       </w:r>
       <w:proofErr w:type="spellStart"/>
       <w:r>
@@ -859,58 +855,58 @@
           <w:i/>
           <w:iCs/>
         </w:rPr>
-        <w:t>mutex</w:t>
+        <w:t>thread</w:t>
       </w:r>
       <w:proofErr w:type="spellEnd"/>
       <w:r>
         <w:rPr>
           <w:rFonts w:ascii="Cambria" w:hAnsi="Cambria"/>
         </w:rPr>
-        <w:t xml:space="preserve"> restringiria demasiadamente o sistema bloqueando a operação a apenas uma </w:t>
-      </w:r>
-      <w:proofErr w:type="spellStart"/>
+        <w:t xml:space="preserve"> por ficheiro/recurso num dado momento, o semáforo atua como um regulador de tráfego, evitando a exaustão de memória sob picos de carga sem estrangular a natureza assíncrona das ligações TCP.</w:t>
+      </w:r>
+    </w:p>
+    <w:p>
+      <w:pPr>
+        <w:ind w:left="360" w:firstLine="348"/>
+        <w:rPr>
+          <w:rFonts w:ascii="Cambria" w:hAnsi="Cambria"/>
+        </w:rPr>
+      </w:pPr>
+      <w:r>
+        <w:rPr>
+          <w:rFonts w:ascii="Cambria" w:hAnsi="Cambria"/>
+        </w:rPr>
+        <w:t xml:space="preserve">Ao nível da resiliência, o </w:t>
+      </w:r>
       <w:r>
         <w:rPr>
           <w:rFonts w:ascii="Cambria" w:hAnsi="Cambria"/>
           <w:i/>
           <w:iCs/>
         </w:rPr>
-        <w:t>thread</w:t>
-      </w:r>
-      <w:proofErr w:type="spellEnd"/>
-      <w:r>
-        <w:rPr>
-          <w:rFonts w:ascii="Cambria" w:hAnsi="Cambria"/>
-        </w:rPr>
-        <w:t xml:space="preserve"> por ficheiro/recurso num dado momento, o semáforo atua como um regulador de tráfego, evitando a exaustão de memória sob picos de carga sem estrangular a natureza assíncrona das ligações TCP.</w:t>
-      </w:r>
-    </w:p>
-    <w:p>
-      <w:pPr>
-        <w:ind w:left="360" w:firstLine="348"/>
-        <w:rPr>
-          <w:rFonts w:ascii="Cambria" w:hAnsi="Cambria"/>
-        </w:rPr>
-      </w:pPr>
-      <w:r>
-        <w:rPr>
-          <w:rFonts w:ascii="Cambria" w:hAnsi="Cambria"/>
-        </w:rPr>
-        <w:t xml:space="preserve">Ao nível da resiliência, o </w:t>
-      </w:r>
+        <w:t>GATEWAY</w:t>
+      </w:r>
+      <w:r>
+        <w:rPr>
+          <w:rFonts w:ascii="Cambria" w:hAnsi="Cambria"/>
+        </w:rPr>
+        <w:t xml:space="preserve"> foi equipado com um gestor de cache local suportado no padrão "</w:t>
+      </w:r>
+      <w:proofErr w:type="spellStart"/>
       <w:r>
         <w:rPr>
           <w:rFonts w:ascii="Cambria" w:hAnsi="Cambria"/>
           <w:i/>
           <w:iCs/>
         </w:rPr>
-        <w:t>GATEWAY</w:t>
-      </w:r>
-      <w:r>
-        <w:rPr>
-          <w:rFonts w:ascii="Cambria" w:hAnsi="Cambria"/>
-        </w:rPr>
-        <w:t xml:space="preserve"> foi equipado com um gestor de cache local suportado no padrão "</w:t>
+        <w:t>Store-and-Forward</w:t>
+      </w:r>
+      <w:proofErr w:type="spellEnd"/>
+      <w:r>
+        <w:rPr>
+          <w:rFonts w:ascii="Cambria" w:hAnsi="Cambria"/>
+        </w:rPr>
+        <w:t xml:space="preserve">". Se a ligação entre o </w:t>
       </w:r>
       <w:proofErr w:type="spellStart"/>
       <w:r>
@@ -919,14 +915,14 @@
           <w:i/>
           <w:iCs/>
         </w:rPr>
-        <w:t>Store-and-Forward</w:t>
+        <w:t>gateway</w:t>
       </w:r>
       <w:proofErr w:type="spellEnd"/>
       <w:r>
         <w:rPr>
           <w:rFonts w:ascii="Cambria" w:hAnsi="Cambria"/>
         </w:rPr>
-        <w:t xml:space="preserve">". Se a ligação entre o </w:t>
+        <w:t xml:space="preserve"> e o servidor central da </w:t>
       </w:r>
       <w:proofErr w:type="spellStart"/>
       <w:r>
@@ -935,14 +931,14 @@
           <w:i/>
           <w:iCs/>
         </w:rPr>
-        <w:t>gateway</w:t>
+        <w:t>cloud</w:t>
       </w:r>
       <w:proofErr w:type="spellEnd"/>
       <w:r>
         <w:rPr>
           <w:rFonts w:ascii="Cambria" w:hAnsi="Cambria"/>
         </w:rPr>
-        <w:t xml:space="preserve"> e o servidor central da </w:t>
+        <w:t xml:space="preserve"> for perdida temporariamente, o </w:t>
       </w:r>
       <w:proofErr w:type="spellStart"/>
       <w:r>
@@ -951,14 +947,20 @@
           <w:i/>
           <w:iCs/>
         </w:rPr>
-        <w:t>cloud</w:t>
+        <w:t>gateway</w:t>
       </w:r>
       <w:proofErr w:type="spellEnd"/>
       <w:r>
         <w:rPr>
           <w:rFonts w:ascii="Cambria" w:hAnsi="Cambria"/>
         </w:rPr>
-        <w:t xml:space="preserve"> for perdida temporariamente, o </w:t>
+        <w:t xml:space="preserve"> não descarta as leituras vitais; este armazena os dados localmente</w:t>
+      </w:r>
+      <w:r>
+        <w:rPr>
+          <w:rFonts w:ascii="Cambria" w:hAnsi="Cambria"/>
+        </w:rPr>
+        <w:t xml:space="preserve">, numa base de dados </w:t>
       </w:r>
       <w:proofErr w:type="spellStart"/>
       <w:r>
@@ -967,20 +969,40 @@
           <w:i/>
           <w:iCs/>
         </w:rPr>
-        <w:t>gateway</w:t>
+        <w:t>SQLite</w:t>
       </w:r>
       <w:proofErr w:type="spellEnd"/>
       <w:r>
         <w:rPr>
           <w:rFonts w:ascii="Cambria" w:hAnsi="Cambria"/>
         </w:rPr>
-        <w:t xml:space="preserve"> não descarta as leituras vitais; este armazena os dados localmente</w:t>
-      </w:r>
-      <w:r>
-        <w:rPr>
-          <w:rFonts w:ascii="Cambria" w:hAnsi="Cambria"/>
-        </w:rPr>
-        <w:t xml:space="preserve">, numa base de dados </w:t>
+        <w:t>,</w:t>
+      </w:r>
+      <w:r>
+        <w:rPr>
+          <w:rFonts w:ascii="Cambria" w:hAnsi="Cambria"/>
+        </w:rPr>
+        <w:t xml:space="preserve"> </w:t>
+      </w:r>
+      <w:r>
+        <w:rPr>
+          <w:rFonts w:ascii="Cambria" w:hAnsi="Cambria"/>
+        </w:rPr>
+        <w:t>reestabelecendo a sincronização automática e o envio pendente assim que a ligação à rede for restabelecida.</w:t>
+      </w:r>
+    </w:p>
+    <w:p>
+      <w:pPr>
+        <w:ind w:left="360" w:firstLine="348"/>
+        <w:rPr>
+          <w:rFonts w:ascii="Cambria" w:hAnsi="Cambria"/>
+        </w:rPr>
+      </w:pPr>
+      <w:r>
+        <w:rPr>
+          <w:rFonts w:ascii="Cambria" w:hAnsi="Cambria"/>
+        </w:rPr>
+        <w:t xml:space="preserve">Finalmente, a arquitetura foi modernizada para um cenário de produção real. O servidor central e a base de dados foram encapsulados através de contentores Docker, garantindo a rápida replicação de ambientes. O </w:t>
       </w:r>
       <w:proofErr w:type="spellStart"/>
       <w:r>
@@ -989,40 +1011,14 @@
           <w:i/>
           <w:iCs/>
         </w:rPr>
-        <w:t>SQLite</w:t>
+        <w:t>deployment</w:t>
       </w:r>
       <w:proofErr w:type="spellEnd"/>
       <w:r>
         <w:rPr>
           <w:rFonts w:ascii="Cambria" w:hAnsi="Cambria"/>
         </w:rPr>
-        <w:t>,</w:t>
-      </w:r>
-      <w:r>
-        <w:rPr>
-          <w:rFonts w:ascii="Cambria" w:hAnsi="Cambria"/>
-        </w:rPr>
-        <w:t xml:space="preserve"> </w:t>
-      </w:r>
-      <w:r>
-        <w:rPr>
-          <w:rFonts w:ascii="Cambria" w:hAnsi="Cambria"/>
-        </w:rPr>
-        <w:t>reestabelecendo a sincronização automática e o envio pendente assim que a ligação à rede for restabelecida.</w:t>
-      </w:r>
-    </w:p>
-    <w:p>
-      <w:pPr>
-        <w:ind w:left="360" w:firstLine="348"/>
-        <w:rPr>
-          <w:rFonts w:ascii="Cambria" w:hAnsi="Cambria"/>
-        </w:rPr>
-      </w:pPr>
-      <w:r>
-        <w:rPr>
-          <w:rFonts w:ascii="Cambria" w:hAnsi="Cambria"/>
-        </w:rPr>
-        <w:t xml:space="preserve">Finalmente, a arquitetura foi modernizada para um cenário de produção real. O servidor central e a base de dados foram encapsulados através de contentores Docker, garantindo a rápida replicação de ambientes. O </w:t>
+        <w:t xml:space="preserve"> deste sistema em contentor foi realizado numa instância EC2 alojada na </w:t>
       </w:r>
       <w:proofErr w:type="spellStart"/>
       <w:r>
@@ -1031,14 +1027,28 @@
           <w:i/>
           <w:iCs/>
         </w:rPr>
-        <w:t>deployment</w:t>
+        <w:t>cloud</w:t>
       </w:r>
       <w:proofErr w:type="spellEnd"/>
       <w:r>
         <w:rPr>
           <w:rFonts w:ascii="Cambria" w:hAnsi="Cambria"/>
         </w:rPr>
-        <w:t xml:space="preserve"> deste sistema em contentor foi realizado numa instância EC2 alojada na </w:t>
+        <w:t xml:space="preserve"> da Amazon Web </w:t>
+      </w:r>
+      <w:proofErr w:type="spellStart"/>
+      <w:r>
+        <w:rPr>
+          <w:rFonts w:ascii="Cambria" w:hAnsi="Cambria"/>
+        </w:rPr>
+        <w:t>Services</w:t>
+      </w:r>
+      <w:proofErr w:type="spellEnd"/>
+      <w:r>
+        <w:rPr>
+          <w:rFonts w:ascii="Cambria" w:hAnsi="Cambria"/>
+        </w:rPr>
+        <w:t xml:space="preserve"> (AWS), acompanhado pelo desenvolvimento de uma interface Web em tempo real. Este </w:t>
       </w:r>
       <w:proofErr w:type="spellStart"/>
       <w:r>
@@ -1047,183 +1057,183 @@
           <w:i/>
           <w:iCs/>
         </w:rPr>
-        <w:t>cloud</w:t>
-      </w:r>
-      <w:proofErr w:type="spellEnd"/>
-      <w:r>
-        <w:rPr>
-          <w:rFonts w:ascii="Cambria" w:hAnsi="Cambria"/>
-        </w:rPr>
-        <w:t xml:space="preserve"> da Amazon Web </w:t>
-      </w:r>
-      <w:proofErr w:type="spellStart"/>
-      <w:r>
-        <w:rPr>
-          <w:rFonts w:ascii="Cambria" w:hAnsi="Cambria"/>
-        </w:rPr>
-        <w:t>Services</w:t>
-      </w:r>
-      <w:proofErr w:type="spellEnd"/>
-      <w:r>
-        <w:rPr>
-          <w:rFonts w:ascii="Cambria" w:hAnsi="Cambria"/>
-        </w:rPr>
-        <w:t xml:space="preserve"> (AWS), acompanhado pelo desenvolvimento de uma interface Web em tempo real. Este </w:t>
-      </w:r>
-      <w:proofErr w:type="spellStart"/>
+        <w:t>d</w:t>
+      </w:r>
       <w:r>
         <w:rPr>
           <w:rFonts w:ascii="Cambria" w:hAnsi="Cambria"/>
           <w:i/>
           <w:iCs/>
         </w:rPr>
-        <w:t>d</w:t>
-      </w:r>
+        <w:t>ashboard</w:t>
+      </w:r>
+      <w:proofErr w:type="spellEnd"/>
+      <w:r>
+        <w:rPr>
+          <w:rFonts w:ascii="Cambria" w:hAnsi="Cambria"/>
+        </w:rPr>
+        <w:t xml:space="preserve"> consome diretamente os dados da base de dados e permite monitorizar a evolução ambiental de forma gráfica, maximizando o propósito do projeto de servir os processos de diagnóstico da cidade.</w:t>
+      </w:r>
+    </w:p>
+    <w:p>
+      <w:pPr>
+        <w:ind w:left="360"/>
+        <w:rPr>
+          <w:rFonts w:ascii="Cambria" w:hAnsi="Cambria"/>
+          <w:b/>
+          <w:bCs/>
+          <w:sz w:val="28"/>
+          <w:szCs w:val="28"/>
+        </w:rPr>
+      </w:pPr>
+    </w:p>
+    <w:p>
+      <w:pPr>
+        <w:ind w:left="360"/>
+        <w:rPr>
+          <w:rFonts w:ascii="Cambria" w:hAnsi="Cambria"/>
+          <w:b/>
+          <w:bCs/>
+          <w:sz w:val="28"/>
+          <w:szCs w:val="28"/>
+        </w:rPr>
+      </w:pPr>
+    </w:p>
+    <w:p>
+      <w:pPr>
+        <w:ind w:left="360"/>
+        <w:rPr>
+          <w:rFonts w:ascii="Cambria" w:hAnsi="Cambria"/>
+          <w:b/>
+          <w:bCs/>
+          <w:sz w:val="28"/>
+          <w:szCs w:val="28"/>
+        </w:rPr>
+      </w:pPr>
+    </w:p>
+    <w:p>
+      <w:pPr>
+        <w:ind w:left="360"/>
+        <w:rPr>
+          <w:rFonts w:ascii="Cambria" w:hAnsi="Cambria"/>
+          <w:b/>
+          <w:bCs/>
+          <w:sz w:val="28"/>
+          <w:szCs w:val="28"/>
+        </w:rPr>
+      </w:pPr>
+    </w:p>
+    <w:p>
+      <w:pPr>
+        <w:ind w:left="360"/>
+        <w:rPr>
+          <w:rFonts w:ascii="Cambria" w:hAnsi="Cambria"/>
+          <w:b/>
+          <w:bCs/>
+          <w:sz w:val="28"/>
+          <w:szCs w:val="28"/>
+        </w:rPr>
+      </w:pPr>
+    </w:p>
+    <w:p>
+      <w:pPr>
+        <w:ind w:left="360"/>
+        <w:rPr>
+          <w:rFonts w:ascii="Cambria" w:hAnsi="Cambria"/>
+          <w:b/>
+          <w:bCs/>
+          <w:sz w:val="28"/>
+          <w:szCs w:val="28"/>
+        </w:rPr>
+      </w:pPr>
+    </w:p>
+    <w:p>
+      <w:pPr>
+        <w:ind w:left="360"/>
+        <w:rPr>
+          <w:rFonts w:ascii="Cambria" w:hAnsi="Cambria"/>
+          <w:b/>
+          <w:bCs/>
+          <w:sz w:val="28"/>
+          <w:szCs w:val="28"/>
+        </w:rPr>
+      </w:pPr>
+    </w:p>
+    <w:p>
+      <w:pPr>
+        <w:ind w:left="360"/>
+        <w:rPr>
+          <w:rFonts w:ascii="Cambria" w:hAnsi="Cambria"/>
+          <w:b/>
+          <w:bCs/>
+          <w:sz w:val="28"/>
+          <w:szCs w:val="28"/>
+        </w:rPr>
+      </w:pPr>
+    </w:p>
+    <w:p>
+      <w:pPr>
+        <w:ind w:left="360"/>
+        <w:rPr>
+          <w:rFonts w:ascii="Cambria" w:hAnsi="Cambria"/>
+          <w:b/>
+          <w:bCs/>
+          <w:sz w:val="28"/>
+          <w:szCs w:val="28"/>
+        </w:rPr>
+      </w:pPr>
+    </w:p>
+    <w:p>
+      <w:pPr>
+        <w:ind w:left="360"/>
+        <w:rPr>
+          <w:rFonts w:ascii="Cambria" w:hAnsi="Cambria"/>
+          <w:b/>
+          <w:bCs/>
+          <w:sz w:val="28"/>
+          <w:szCs w:val="28"/>
+        </w:rPr>
+      </w:pPr>
+      <w:r>
+        <w:rPr>
+          <w:rFonts w:ascii="Cambria" w:hAnsi="Cambria"/>
+          <w:b/>
+          <w:bCs/>
+          <w:sz w:val="28"/>
+          <w:szCs w:val="28"/>
+        </w:rPr>
+        <w:lastRenderedPageBreak/>
+        <w:t>4. Conclusão e Trabalho Futuro</w:t>
+      </w:r>
+    </w:p>
+    <w:p>
+      <w:pPr>
+        <w:ind w:left="360" w:firstLine="348"/>
+        <w:rPr>
+          <w:rFonts w:ascii="Cambria" w:hAnsi="Cambria"/>
+        </w:rPr>
+      </w:pPr>
+      <w:r>
+        <w:rPr>
+          <w:rFonts w:ascii="Cambria" w:hAnsi="Cambria"/>
+        </w:rPr>
+        <w:t xml:space="preserve">O projeto </w:t>
+      </w:r>
+      <w:proofErr w:type="spellStart"/>
       <w:r>
         <w:rPr>
           <w:rFonts w:ascii="Cambria" w:hAnsi="Cambria"/>
           <w:i/>
           <w:iCs/>
         </w:rPr>
-        <w:t>ashboard</w:t>
+        <w:t>UrbanHealth</w:t>
       </w:r>
       <w:proofErr w:type="spellEnd"/>
       <w:r>
         <w:rPr>
           <w:rFonts w:ascii="Cambria" w:hAnsi="Cambria"/>
         </w:rPr>
-        <w:t xml:space="preserve"> consome diretamente os dados da base de dados e permite monitorizar a evolução ambiental de forma gráfica, maximizando o propósito do projeto de servir os processos de diagnóstico da cidade.</w:t>
-      </w:r>
-    </w:p>
-    <w:p>
-      <w:pPr>
-        <w:ind w:left="360"/>
-        <w:rPr>
-          <w:rFonts w:ascii="Cambria" w:hAnsi="Cambria"/>
-          <w:b/>
-          <w:bCs/>
-          <w:sz w:val="28"/>
-          <w:szCs w:val="28"/>
-        </w:rPr>
-      </w:pPr>
-    </w:p>
-    <w:p>
-      <w:pPr>
-        <w:ind w:left="360"/>
-        <w:rPr>
-          <w:rFonts w:ascii="Cambria" w:hAnsi="Cambria"/>
-          <w:b/>
-          <w:bCs/>
-          <w:sz w:val="28"/>
-          <w:szCs w:val="28"/>
-        </w:rPr>
-      </w:pPr>
-    </w:p>
-    <w:p>
-      <w:pPr>
-        <w:ind w:left="360"/>
-        <w:rPr>
-          <w:rFonts w:ascii="Cambria" w:hAnsi="Cambria"/>
-          <w:b/>
-          <w:bCs/>
-          <w:sz w:val="28"/>
-          <w:szCs w:val="28"/>
-        </w:rPr>
-      </w:pPr>
-    </w:p>
-    <w:p>
-      <w:pPr>
-        <w:ind w:left="360"/>
-        <w:rPr>
-          <w:rFonts w:ascii="Cambria" w:hAnsi="Cambria"/>
-          <w:b/>
-          <w:bCs/>
-          <w:sz w:val="28"/>
-          <w:szCs w:val="28"/>
-        </w:rPr>
-      </w:pPr>
-    </w:p>
-    <w:p>
-      <w:pPr>
-        <w:ind w:left="360"/>
-        <w:rPr>
-          <w:rFonts w:ascii="Cambria" w:hAnsi="Cambria"/>
-          <w:b/>
-          <w:bCs/>
-          <w:sz w:val="28"/>
-          <w:szCs w:val="28"/>
-        </w:rPr>
-      </w:pPr>
-    </w:p>
-    <w:p>
-      <w:pPr>
-        <w:ind w:left="360"/>
-        <w:rPr>
-          <w:rFonts w:ascii="Cambria" w:hAnsi="Cambria"/>
-          <w:b/>
-          <w:bCs/>
-          <w:sz w:val="28"/>
-          <w:szCs w:val="28"/>
-        </w:rPr>
-      </w:pPr>
-    </w:p>
-    <w:p>
-      <w:pPr>
-        <w:ind w:left="360"/>
-        <w:rPr>
-          <w:rFonts w:ascii="Cambria" w:hAnsi="Cambria"/>
-          <w:b/>
-          <w:bCs/>
-          <w:sz w:val="28"/>
-          <w:szCs w:val="28"/>
-        </w:rPr>
-      </w:pPr>
-    </w:p>
-    <w:p>
-      <w:pPr>
-        <w:ind w:left="360"/>
-        <w:rPr>
-          <w:rFonts w:ascii="Cambria" w:hAnsi="Cambria"/>
-          <w:b/>
-          <w:bCs/>
-          <w:sz w:val="28"/>
-          <w:szCs w:val="28"/>
-        </w:rPr>
-      </w:pPr>
-    </w:p>
-    <w:p>
-      <w:pPr>
-        <w:ind w:left="360"/>
-        <w:rPr>
-          <w:rFonts w:ascii="Cambria" w:hAnsi="Cambria"/>
-          <w:b/>
-          <w:bCs/>
-          <w:sz w:val="28"/>
-          <w:szCs w:val="28"/>
-        </w:rPr>
-      </w:pPr>
-    </w:p>
-    <w:p>
-      <w:pPr>
-        <w:ind w:left="360"/>
-        <w:rPr>
-          <w:rFonts w:ascii="Cambria" w:hAnsi="Cambria"/>
-          <w:b/>
-          <w:bCs/>
-          <w:sz w:val="28"/>
-          <w:szCs w:val="28"/>
-        </w:rPr>
-      </w:pPr>
-      <w:r>
-        <w:rPr>
-          <w:rFonts w:ascii="Cambria" w:hAnsi="Cambria"/>
-          <w:b/>
-          <w:bCs/>
-          <w:sz w:val="28"/>
-          <w:szCs w:val="28"/>
-        </w:rPr>
-        <w:lastRenderedPageBreak/>
-        <w:t>4. Conclusão e Trabalho Futuro</w:t>
+        <w:t xml:space="preserve"> respondeu com êxito a todos os requisitos arquitetónicos e operacionais definidos para a infraestrutura de simulação ambiental, destacando-se positivamente na gestão do processamento concorrente e no encaminhamento fiável de tráfego. O protocolo de comunicação flexível demonstrou grande solidez na gestão dinâmica de dados estáticos e binários. A implementação de uma cache intermédia aliada à utilização de semáforos e a uma base de dados robusta dotou o sistema de uma elevada tolerância a falhas e capacidade de integração contínua.</w:t>
       </w:r>
     </w:p>
     <w:p>
@@ -1237,7 +1247,31 @@
         <w:rPr>
           <w:rFonts w:ascii="Cambria" w:hAnsi="Cambria"/>
         </w:rPr>
-        <w:t xml:space="preserve">O projeto </w:t>
+        <w:t xml:space="preserve">Como </w:t>
+      </w:r>
+      <w:r>
+        <w:rPr>
+          <w:rFonts w:ascii="Cambria" w:hAnsi="Cambria"/>
+        </w:rPr>
+        <w:t xml:space="preserve">propostas de </w:t>
+      </w:r>
+      <w:r>
+        <w:rPr>
+          <w:rFonts w:ascii="Cambria" w:hAnsi="Cambria"/>
+        </w:rPr>
+        <w:t xml:space="preserve">desenvolvimento futuro, </w:t>
+      </w:r>
+      <w:r>
+        <w:rPr>
+          <w:rFonts w:ascii="Cambria" w:hAnsi="Cambria"/>
+        </w:rPr>
+        <w:t>podemos citar</w:t>
+      </w:r>
+      <w:r>
+        <w:rPr>
+          <w:rFonts w:ascii="Cambria" w:hAnsi="Cambria"/>
+        </w:rPr>
+        <w:t xml:space="preserve"> a integração de certificados TLS nos </w:t>
       </w:r>
       <w:proofErr w:type="spellStart"/>
       <w:r>
@@ -1246,14 +1280,14 @@
           <w:i/>
           <w:iCs/>
         </w:rPr>
-        <w:t>UrbanHealth</w:t>
+        <w:t>sockets</w:t>
       </w:r>
       <w:proofErr w:type="spellEnd"/>
       <w:r>
         <w:rPr>
           <w:rFonts w:ascii="Cambria" w:hAnsi="Cambria"/>
         </w:rPr>
-        <w:t xml:space="preserve"> respondeu com êxito a todos os requisitos arquitetónicos e operacionais definidos para a infraestrutura de simulação ambiental, destacando-se positivamente na gestão do processamento concorrente e no encaminhamento fiável de tráfego. O protocolo de comunicação flexível demonstrou grande solidez na gestão dinâmica de dados estáticos e binários. A implementação de uma cache intermédia aliada à utilização de semáforos e a uma base de dados robusta dotou o sistema de uma elevada tolerância a falhas e capacidade de integração contínua.</w:t>
+        <w:t xml:space="preserve"> para encriptar as transmissões, assegurando a privacidade da informação enviada. </w:t>
       </w:r>
     </w:p>
     <w:p>
@@ -1267,31 +1301,7 @@
         <w:rPr>
           <w:rFonts w:ascii="Cambria" w:hAnsi="Cambria"/>
         </w:rPr>
-        <w:t xml:space="preserve">Como </w:t>
-      </w:r>
-      <w:r>
-        <w:rPr>
-          <w:rFonts w:ascii="Cambria" w:hAnsi="Cambria"/>
-        </w:rPr>
-        <w:t xml:space="preserve">propostas de </w:t>
-      </w:r>
-      <w:r>
-        <w:rPr>
-          <w:rFonts w:ascii="Cambria" w:hAnsi="Cambria"/>
-        </w:rPr>
-        <w:t xml:space="preserve">desenvolvimento futuro, </w:t>
-      </w:r>
-      <w:r>
-        <w:rPr>
-          <w:rFonts w:ascii="Cambria" w:hAnsi="Cambria"/>
-        </w:rPr>
-        <w:t>podemos citar</w:t>
-      </w:r>
-      <w:r>
-        <w:rPr>
-          <w:rFonts w:ascii="Cambria" w:hAnsi="Cambria"/>
-        </w:rPr>
-        <w:t xml:space="preserve"> a integração de certificados TLS nos </w:t>
+        <w:t xml:space="preserve">No campo analítico, pretende-se explorar a implementação de modelos preditivos de </w:t>
       </w:r>
       <w:proofErr w:type="spellStart"/>
       <w:r>
@@ -1300,46 +1310,60 @@
           <w:i/>
           <w:iCs/>
         </w:rPr>
-        <w:t>sockets</w:t>
+        <w:t>Machine</w:t>
       </w:r>
       <w:proofErr w:type="spellEnd"/>
-      <w:r>
-        <w:rPr>
-          <w:rFonts w:ascii="Cambria" w:hAnsi="Cambria"/>
-        </w:rPr>
-        <w:t xml:space="preserve"> para encriptar as transmissões, assegurando a privacidade da informação enviada. </w:t>
-      </w:r>
-    </w:p>
-    <w:p>
-      <w:pPr>
-        <w:ind w:left="360" w:firstLine="348"/>
-        <w:rPr>
-          <w:rFonts w:ascii="Cambria" w:hAnsi="Cambria"/>
-        </w:rPr>
-      </w:pPr>
-      <w:r>
-        <w:rPr>
-          <w:rFonts w:ascii="Cambria" w:hAnsi="Cambria"/>
-        </w:rPr>
-        <w:t xml:space="preserve">No campo analítico, pretende-se explorar a implementação de modelos preditivos de </w:t>
-      </w:r>
-      <w:proofErr w:type="spellStart"/>
       <w:r>
         <w:rPr>
           <w:rFonts w:ascii="Cambria" w:hAnsi="Cambria"/>
           <w:i/>
           <w:iCs/>
         </w:rPr>
-        <w:t>Machine</w:t>
-      </w:r>
-      <w:proofErr w:type="spellEnd"/>
+        <w:t xml:space="preserve"> </w:t>
+      </w:r>
+      <w:proofErr w:type="spellStart"/>
       <w:r>
         <w:rPr>
           <w:rFonts w:ascii="Cambria" w:hAnsi="Cambria"/>
           <w:i/>
           <w:iCs/>
         </w:rPr>
-        <w:t xml:space="preserve"> </w:t>
+        <w:t>Learning</w:t>
+      </w:r>
+      <w:proofErr w:type="spellEnd"/>
+      <w:r>
+        <w:rPr>
+          <w:rFonts w:ascii="Cambria" w:hAnsi="Cambria"/>
+        </w:rPr>
+        <w:t xml:space="preserve"> para a análise avançada dos dados recolhidos por cada zona urbana. A utilização destes modelos permitirá definir, de forma dinâmica e inteligente, os limiares ideais para a monitorização ambiental, otimizando significativamente a precisão na deteção de anomalias e a eficácia no lançamento de avisos preventivos à população. </w:t>
+      </w:r>
+    </w:p>
+    <w:p>
+      <w:pPr>
+        <w:ind w:left="360" w:firstLine="348"/>
+        <w:rPr>
+          <w:rFonts w:ascii="Cambria" w:hAnsi="Cambria"/>
+        </w:rPr>
+      </w:pPr>
+      <w:r>
+        <w:rPr>
+          <w:rFonts w:ascii="Cambria" w:hAnsi="Cambria"/>
+        </w:rPr>
+        <w:t xml:space="preserve">De igual modo, o servidor poderá evoluir para uma arquitetura de </w:t>
+      </w:r>
+      <w:proofErr w:type="spellStart"/>
+      <w:r>
+        <w:rPr>
+          <w:rFonts w:ascii="Cambria" w:hAnsi="Cambria"/>
+        </w:rPr>
+        <w:t>microsserviços</w:t>
+      </w:r>
+      <w:proofErr w:type="spellEnd"/>
+      <w:r>
+        <w:rPr>
+          <w:rFonts w:ascii="Cambria" w:hAnsi="Cambria"/>
+        </w:rPr>
+        <w:t xml:space="preserve"> gerida por um orquestrador como o </w:t>
       </w:r>
       <w:proofErr w:type="spellStart"/>
       <w:r>
@@ -1348,14 +1372,14 @@
           <w:i/>
           <w:iCs/>
         </w:rPr>
-        <w:t>Learning</w:t>
+        <w:t>Kubernetes</w:t>
       </w:r>
       <w:proofErr w:type="spellEnd"/>
       <w:r>
         <w:rPr>
           <w:rFonts w:ascii="Cambria" w:hAnsi="Cambria"/>
         </w:rPr>
-        <w:t xml:space="preserve"> para a análise avançada dos dados recolhidos por cada zona urbana. A utilização destes modelos permitirá definir, de forma dinâmica e inteligente, os limiares ideais para a monitorização ambiental, otimizando significativamente a precisão na deteção de anomalias e a eficácia no lançamento de avisos preventivos à população. </w:t>
+        <w:t>, garantindo a elasticidade necessária para acompanhar o crescimento do tráfego de dados nas cidades modernas.</w:t>
       </w:r>
     </w:p>
     <w:p>
@@ -1365,42 +1389,6 @@
           <w:rFonts w:ascii="Cambria" w:hAnsi="Cambria"/>
         </w:rPr>
       </w:pPr>
-      <w:r>
-        <w:rPr>
-          <w:rFonts w:ascii="Cambria" w:hAnsi="Cambria"/>
-        </w:rPr>
-        <w:t xml:space="preserve">De igual modo, o servidor poderá evoluir para uma arquitetura de </w:t>
-      </w:r>
-      <w:proofErr w:type="spellStart"/>
-      <w:r>
-        <w:rPr>
-          <w:rFonts w:ascii="Cambria" w:hAnsi="Cambria"/>
-        </w:rPr>
-        <w:t>microsserviços</w:t>
-      </w:r>
-      <w:proofErr w:type="spellEnd"/>
-      <w:r>
-        <w:rPr>
-          <w:rFonts w:ascii="Cambria" w:hAnsi="Cambria"/>
-        </w:rPr>
-        <w:t xml:space="preserve"> gerida por um orquestrador como o </w:t>
-      </w:r>
-      <w:proofErr w:type="spellStart"/>
-      <w:r>
-        <w:rPr>
-          <w:rFonts w:ascii="Cambria" w:hAnsi="Cambria"/>
-          <w:i/>
-          <w:iCs/>
-        </w:rPr>
-        <w:t>Kubernetes</w:t>
-      </w:r>
-      <w:proofErr w:type="spellEnd"/>
-      <w:r>
-        <w:rPr>
-          <w:rFonts w:ascii="Cambria" w:hAnsi="Cambria"/>
-        </w:rPr>
-        <w:t>, garantindo a elasticidade necessária para acompanhar o crescimento do tráfego de dados nas cidades modernas.</w:t>
-      </w:r>
     </w:p>
     <w:p>
       <w:pPr>
@@ -1524,46 +1512,30 @@
     </w:p>
     <w:p>
       <w:pPr>
-        <w:ind w:left="360" w:firstLine="348"/>
-        <w:rPr>
-          <w:rFonts w:ascii="Cambria" w:hAnsi="Cambria"/>
-        </w:rPr>
-      </w:pPr>
-    </w:p>
-    <w:p>
-      <w:pPr>
-        <w:ind w:left="360" w:firstLine="348"/>
-        <w:rPr>
-          <w:rFonts w:ascii="Cambria" w:hAnsi="Cambria"/>
-        </w:rPr>
-      </w:pPr>
-    </w:p>
-    <w:p>
-      <w:pPr>
-        <w:ind w:left="360" w:firstLine="348"/>
-        <w:rPr>
-          <w:rFonts w:ascii="Cambria" w:hAnsi="Cambria"/>
-        </w:rPr>
-      </w:pPr>
-    </w:p>
-    <w:p>
-      <w:pPr>
-        <w:rPr>
-          <w:rFonts w:ascii="Cambria" w:hAnsi="Cambria"/>
-          <w:b/>
-          <w:bCs/>
-          <w:sz w:val="28"/>
-          <w:szCs w:val="28"/>
-        </w:rPr>
-      </w:pPr>
-      <w:r>
-        <w:rPr>
-          <w:rFonts w:ascii="Cambria" w:hAnsi="Cambria"/>
-          <w:b/>
-          <w:bCs/>
-          <w:sz w:val="28"/>
-          <w:szCs w:val="28"/>
-        </w:rPr>
+        <w:rPr>
+          <w:rFonts w:ascii="Cambria" w:hAnsi="Cambria"/>
+        </w:rPr>
+      </w:pPr>
+    </w:p>
+    <w:p>
+      <w:pPr>
+        <w:rPr>
+          <w:rFonts w:ascii="Cambria" w:hAnsi="Cambria"/>
+          <w:b/>
+          <w:bCs/>
+          <w:sz w:val="28"/>
+          <w:szCs w:val="28"/>
+        </w:rPr>
+      </w:pPr>
+      <w:r>
+        <w:rPr>
+          <w:rFonts w:ascii="Cambria" w:hAnsi="Cambria"/>
+          <w:b/>
+          <w:bCs/>
+          <w:sz w:val="28"/>
+          <w:szCs w:val="28"/>
+        </w:rPr>
+        <w:lastRenderedPageBreak/>
         <w:t>5. Anexos</w:t>
       </w:r>
     </w:p>
@@ -1582,17 +1554,124 @@
           <w:rFonts w:ascii="Cambria" w:hAnsi="Cambria"/>
           <w:b/>
           <w:bCs/>
+          <w:noProof/>
           <w:sz w:val="28"/>
           <w:szCs w:val="28"/>
         </w:rPr>
         <w:drawing>
-          <wp:anchor distT="0" distB="0" distL="114300" distR="114300" simplePos="0" relativeHeight="251663360" behindDoc="1" locked="0" layoutInCell="1" allowOverlap="1" wp14:anchorId="1F88CBB9" wp14:editId="0123C871">
+          <wp:anchor distT="0" distB="0" distL="114300" distR="114300" simplePos="0" relativeHeight="251662336" behindDoc="1" locked="0" layoutInCell="1" allowOverlap="1" wp14:anchorId="5A763E4A" wp14:editId="76809A75">
             <wp:simplePos x="0" y="0"/>
-            <wp:positionH relativeFrom="column">
-              <wp:posOffset>-127635</wp:posOffset>
+            <wp:positionH relativeFrom="margin">
+              <wp:posOffset>-1270</wp:posOffset>
             </wp:positionH>
             <wp:positionV relativeFrom="paragraph">
-              <wp:posOffset>248920</wp:posOffset>
+              <wp:posOffset>515620</wp:posOffset>
+            </wp:positionV>
+            <wp:extent cx="5387340" cy="2474595"/>
+            <wp:effectExtent l="0" t="0" r="3810" b="1905"/>
+            <wp:wrapTight wrapText="bothSides">
+              <wp:wrapPolygon edited="0">
+                <wp:start x="0" y="0"/>
+                <wp:lineTo x="0" y="21450"/>
+                <wp:lineTo x="21539" y="21450"/>
+                <wp:lineTo x="21539" y="0"/>
+                <wp:lineTo x="0" y="0"/>
+              </wp:wrapPolygon>
+            </wp:wrapTight>
+            <wp:docPr id="94691761" name="Imagem 1"/>
+            <wp:cNvGraphicFramePr>
+              <a:graphicFrameLocks xmlns:a="http://schemas.openxmlformats.org/drawingml/2006/main" noChangeAspect="1"/>
+            </wp:cNvGraphicFramePr>
+            <a:graphic xmlns:a="http://schemas.openxmlformats.org/drawingml/2006/main">
+              <a:graphicData uri="http://schemas.openxmlformats.org/drawingml/2006/picture">
+                <pic:pic xmlns:pic="http://schemas.openxmlformats.org/drawingml/2006/picture">
+                  <pic:nvPicPr>
+                    <pic:cNvPr id="94691761" name=""/>
+                    <pic:cNvPicPr/>
+                  </pic:nvPicPr>
+                  <pic:blipFill>
+                    <a:blip r:embed="rId7" cstate="print">
+                      <a:extLst>
+                        <a:ext uri="{28A0092B-C50C-407E-A947-70E740481C1C}">
+                          <a14:useLocalDpi xmlns:a14="http://schemas.microsoft.com/office/drawing/2010/main" val="0"/>
+                        </a:ext>
+                      </a:extLst>
+                    </a:blip>
+                    <a:stretch>
+                      <a:fillRect/>
+                    </a:stretch>
+                  </pic:blipFill>
+                  <pic:spPr>
+                    <a:xfrm>
+                      <a:off x="0" y="0"/>
+                      <a:ext cx="5387340" cy="2474595"/>
+                    </a:xfrm>
+                    <a:prstGeom prst="rect">
+                      <a:avLst/>
+                    </a:prstGeom>
+                  </pic:spPr>
+                </pic:pic>
+              </a:graphicData>
+            </a:graphic>
+            <wp14:sizeRelH relativeFrom="margin">
+              <wp14:pctWidth>0</wp14:pctWidth>
+            </wp14:sizeRelH>
+            <wp14:sizeRelV relativeFrom="margin">
+              <wp14:pctHeight>0</wp14:pctHeight>
+            </wp14:sizeRelV>
+          </wp:anchor>
+        </w:drawing>
+      </w:r>
+    </w:p>
+    <w:p>
+      <w:pPr>
+        <w:rPr>
+          <w:rFonts w:ascii="Cambria" w:hAnsi="Cambria"/>
+          <w:b/>
+          <w:bCs/>
+          <w:sz w:val="28"/>
+          <w:szCs w:val="28"/>
+        </w:rPr>
+      </w:pPr>
+    </w:p>
+    <w:p>
+      <w:pPr>
+        <w:rPr>
+          <w:rFonts w:ascii="Cambria" w:hAnsi="Cambria"/>
+          <w:b/>
+          <w:bCs/>
+          <w:sz w:val="28"/>
+          <w:szCs w:val="28"/>
+        </w:rPr>
+      </w:pPr>
+    </w:p>
+    <w:p>
+      <w:pPr>
+        <w:rPr>
+          <w:rFonts w:ascii="Cambria" w:hAnsi="Cambria"/>
+          <w:b/>
+          <w:bCs/>
+          <w:sz w:val="28"/>
+          <w:szCs w:val="28"/>
+        </w:rPr>
+      </w:pPr>
+      <w:r>
+        <w:rPr>
+          <w:rFonts w:ascii="Cambria" w:hAnsi="Cambria"/>
+          <w:b/>
+          <w:bCs/>
+          <w:noProof/>
+          <w:sz w:val="28"/>
+          <w:szCs w:val="28"/>
+        </w:rPr>
+        <w:drawing>
+          <wp:anchor distT="0" distB="0" distL="114300" distR="114300" simplePos="0" relativeHeight="251663360" behindDoc="1" locked="0" layoutInCell="1" allowOverlap="1" wp14:anchorId="1F88CBB9" wp14:editId="4E4B3656">
+            <wp:simplePos x="0" y="0"/>
+            <wp:positionH relativeFrom="margin">
+              <wp:align>left</wp:align>
+            </wp:positionH>
+            <wp:positionV relativeFrom="paragraph">
+              <wp:posOffset>328295</wp:posOffset>
             </wp:positionV>
             <wp:extent cx="5400040" cy="2803525"/>
             <wp:effectExtent l="0" t="0" r="0" b="0"/>
@@ -1617,7 +1696,7 @@
                     <pic:cNvPicPr/>
                   </pic:nvPicPr>
                   <pic:blipFill>
-                    <a:blip r:embed="rId7">
+                    <a:blip r:embed="rId8">
                       <a:extLst>
                         <a:ext uri="{28A0092B-C50C-407E-A947-70E740481C1C}">
                           <a14:useLocalDpi xmlns:a14="http://schemas.microsoft.com/office/drawing/2010/main" val="0"/>
@@ -1698,35 +1777,47 @@
           <w:szCs w:val="28"/>
         </w:rPr>
       </w:pPr>
-      <w:r>
-        <w:rPr>
-          <w:rFonts w:ascii="Cambria" w:hAnsi="Cambria"/>
-          <w:b/>
-          <w:bCs/>
-          <w:sz w:val="28"/>
-          <w:szCs w:val="28"/>
-        </w:rPr>
+    </w:p>
+    <w:p>
+      <w:pPr>
+        <w:rPr>
+          <w:rFonts w:ascii="Cambria" w:hAnsi="Cambria"/>
+          <w:b/>
+          <w:bCs/>
+          <w:sz w:val="28"/>
+          <w:szCs w:val="28"/>
+        </w:rPr>
+      </w:pPr>
+      <w:r>
+        <w:rPr>
+          <w:rFonts w:ascii="Cambria" w:hAnsi="Cambria"/>
+          <w:b/>
+          <w:bCs/>
+          <w:sz w:val="28"/>
+          <w:szCs w:val="28"/>
+        </w:rPr>
+        <w:lastRenderedPageBreak/>
         <w:drawing>
-          <wp:anchor distT="0" distB="0" distL="114300" distR="114300" simplePos="0" relativeHeight="251662336" behindDoc="1" locked="0" layoutInCell="1" allowOverlap="1" wp14:anchorId="5A763E4A" wp14:editId="45BD096B">
+          <wp:anchor distT="0" distB="0" distL="114300" distR="114300" simplePos="0" relativeHeight="251665408" behindDoc="1" locked="0" layoutInCell="1" allowOverlap="1" wp14:anchorId="23AB1385" wp14:editId="21813FFD">
             <wp:simplePos x="0" y="0"/>
-            <wp:positionH relativeFrom="margin">
-              <wp:posOffset>30480</wp:posOffset>
+            <wp:positionH relativeFrom="column">
+              <wp:posOffset>100965</wp:posOffset>
             </wp:positionH>
             <wp:positionV relativeFrom="paragraph">
-              <wp:posOffset>295275</wp:posOffset>
+              <wp:posOffset>6035675</wp:posOffset>
             </wp:positionV>
-            <wp:extent cx="5400040" cy="2480945"/>
-            <wp:effectExtent l="0" t="0" r="0" b="0"/>
+            <wp:extent cx="5400040" cy="2563495"/>
+            <wp:effectExtent l="0" t="0" r="0" b="8255"/>
             <wp:wrapTight wrapText="bothSides">
               <wp:wrapPolygon edited="0">
                 <wp:start x="0" y="0"/>
-                <wp:lineTo x="0" y="21395"/>
-                <wp:lineTo x="21488" y="21395"/>
+                <wp:lineTo x="0" y="21509"/>
+                <wp:lineTo x="21488" y="21509"/>
                 <wp:lineTo x="21488" y="0"/>
                 <wp:lineTo x="0" y="0"/>
               </wp:wrapPolygon>
             </wp:wrapTight>
-            <wp:docPr id="94691761" name="Imagem 1"/>
+            <wp:docPr id="1733660021" name="Imagem 1"/>
             <wp:cNvGraphicFramePr>
               <a:graphicFrameLocks xmlns:a="http://schemas.openxmlformats.org/drawingml/2006/main" noChangeAspect="1"/>
             </wp:cNvGraphicFramePr>
@@ -1734,11 +1825,11 @@
               <a:graphicData uri="http://schemas.openxmlformats.org/drawingml/2006/picture">
                 <pic:pic xmlns:pic="http://schemas.openxmlformats.org/drawingml/2006/picture">
                   <pic:nvPicPr>
-                    <pic:cNvPr id="94691761" name=""/>
+                    <pic:cNvPr id="1733660021" name=""/>
                     <pic:cNvPicPr/>
                   </pic:nvPicPr>
                   <pic:blipFill>
-                    <a:blip r:embed="rId8" cstate="print">
+                    <a:blip r:embed="rId9" cstate="print">
                       <a:extLst>
                         <a:ext uri="{28A0092B-C50C-407E-A947-70E740481C1C}">
                           <a14:useLocalDpi xmlns:a14="http://schemas.microsoft.com/office/drawing/2010/main" val="0"/>
@@ -1752,7 +1843,7 @@
                   <pic:spPr>
                     <a:xfrm>
                       <a:off x="0" y="0"/>
-                      <a:ext cx="5400040" cy="2480945"/>
+                      <a:ext cx="5400040" cy="2563495"/>
                     </a:xfrm>
                     <a:prstGeom prst="rect">
                       <a:avLst/>
@@ -1764,94 +1855,6 @@
           </wp:anchor>
         </w:drawing>
       </w:r>
-    </w:p>
-    <w:p>
-      <w:pPr>
-        <w:rPr>
-          <w:rFonts w:ascii="Cambria" w:hAnsi="Cambria"/>
-          <w:b/>
-          <w:bCs/>
-          <w:sz w:val="28"/>
-          <w:szCs w:val="28"/>
-        </w:rPr>
-      </w:pPr>
-    </w:p>
-    <w:p>
-      <w:pPr>
-        <w:rPr>
-          <w:rFonts w:ascii="Cambria" w:hAnsi="Cambria"/>
-          <w:b/>
-          <w:bCs/>
-          <w:sz w:val="28"/>
-          <w:szCs w:val="28"/>
-        </w:rPr>
-      </w:pPr>
-    </w:p>
-    <w:p>
-      <w:pPr>
-        <w:rPr>
-          <w:rFonts w:ascii="Cambria" w:hAnsi="Cambria"/>
-          <w:b/>
-          <w:bCs/>
-          <w:sz w:val="28"/>
-          <w:szCs w:val="28"/>
-        </w:rPr>
-      </w:pPr>
-    </w:p>
-    <w:p>
-      <w:pPr>
-        <w:rPr>
-          <w:rFonts w:ascii="Cambria" w:hAnsi="Cambria"/>
-          <w:b/>
-          <w:bCs/>
-          <w:sz w:val="28"/>
-          <w:szCs w:val="28"/>
-        </w:rPr>
-      </w:pPr>
-    </w:p>
-    <w:p>
-      <w:pPr>
-        <w:rPr>
-          <w:rFonts w:ascii="Cambria" w:hAnsi="Cambria"/>
-          <w:b/>
-          <w:bCs/>
-          <w:sz w:val="28"/>
-          <w:szCs w:val="28"/>
-        </w:rPr>
-      </w:pPr>
-    </w:p>
-    <w:p>
-      <w:pPr>
-        <w:rPr>
-          <w:rFonts w:ascii="Cambria" w:hAnsi="Cambria"/>
-          <w:b/>
-          <w:bCs/>
-          <w:sz w:val="28"/>
-          <w:szCs w:val="28"/>
-        </w:rPr>
-      </w:pPr>
-    </w:p>
-    <w:p>
-      <w:pPr>
-        <w:rPr>
-          <w:rFonts w:ascii="Cambria" w:hAnsi="Cambria"/>
-          <w:b/>
-          <w:bCs/>
-          <w:sz w:val="28"/>
-          <w:szCs w:val="28"/>
-        </w:rPr>
-      </w:pPr>
-    </w:p>
-    <w:p>
-      <w:pPr>
-        <w:rPr>
-          <w:rFonts w:ascii="Cambria" w:hAnsi="Cambria"/>
-          <w:b/>
-          <w:bCs/>
-          <w:sz w:val="28"/>
-          <w:szCs w:val="28"/>
-        </w:rPr>
-      </w:pPr>
       <w:r>
         <w:rPr>
           <w:rFonts w:ascii="Cambria" w:hAnsi="Cambria"/>
@@ -1861,13 +1864,86 @@
           <w:szCs w:val="28"/>
         </w:rPr>
         <w:drawing>
-          <wp:anchor distT="0" distB="0" distL="114300" distR="114300" simplePos="0" relativeHeight="251661312" behindDoc="1" locked="0" layoutInCell="1" allowOverlap="1" wp14:anchorId="5EF8FCC5" wp14:editId="7630B5D8">
+          <wp:anchor distT="0" distB="0" distL="114300" distR="114300" simplePos="0" relativeHeight="251664384" behindDoc="1" locked="0" layoutInCell="1" allowOverlap="1" wp14:anchorId="2D7D1320" wp14:editId="6EA3EB28">
             <wp:simplePos x="0" y="0"/>
             <wp:positionH relativeFrom="margin">
-              <wp:align>right</wp:align>
+              <wp:align>left</wp:align>
             </wp:positionH>
             <wp:positionV relativeFrom="paragraph">
-              <wp:posOffset>4446270</wp:posOffset>
+              <wp:posOffset>3108325</wp:posOffset>
+            </wp:positionV>
+            <wp:extent cx="5640705" cy="2674620"/>
+            <wp:effectExtent l="0" t="0" r="0" b="0"/>
+            <wp:wrapTight wrapText="bothSides">
+              <wp:wrapPolygon edited="0">
+                <wp:start x="0" y="0"/>
+                <wp:lineTo x="0" y="21385"/>
+                <wp:lineTo x="21520" y="21385"/>
+                <wp:lineTo x="21520" y="0"/>
+                <wp:lineTo x="0" y="0"/>
+              </wp:wrapPolygon>
+            </wp:wrapTight>
+            <wp:docPr id="2070039545" name="Imagem 1"/>
+            <wp:cNvGraphicFramePr>
+              <a:graphicFrameLocks xmlns:a="http://schemas.openxmlformats.org/drawingml/2006/main" noChangeAspect="1"/>
+            </wp:cNvGraphicFramePr>
+            <a:graphic xmlns:a="http://schemas.openxmlformats.org/drawingml/2006/main">
+              <a:graphicData uri="http://schemas.openxmlformats.org/drawingml/2006/picture">
+                <pic:pic xmlns:pic="http://schemas.openxmlformats.org/drawingml/2006/picture">
+                  <pic:nvPicPr>
+                    <pic:cNvPr id="2070039545" name=""/>
+                    <pic:cNvPicPr/>
+                  </pic:nvPicPr>
+                  <pic:blipFill>
+                    <a:blip r:embed="rId10" cstate="print">
+                      <a:extLst>
+                        <a:ext uri="{28A0092B-C50C-407E-A947-70E740481C1C}">
+                          <a14:useLocalDpi xmlns:a14="http://schemas.microsoft.com/office/drawing/2010/main" val="0"/>
+                        </a:ext>
+                      </a:extLst>
+                    </a:blip>
+                    <a:stretch>
+                      <a:fillRect/>
+                    </a:stretch>
+                  </pic:blipFill>
+                  <pic:spPr>
+                    <a:xfrm>
+                      <a:off x="0" y="0"/>
+                      <a:ext cx="5640705" cy="2674620"/>
+                    </a:xfrm>
+                    <a:prstGeom prst="rect">
+                      <a:avLst/>
+                    </a:prstGeom>
+                  </pic:spPr>
+                </pic:pic>
+              </a:graphicData>
+            </a:graphic>
+            <wp14:sizeRelH relativeFrom="margin">
+              <wp14:pctWidth>0</wp14:pctWidth>
+            </wp14:sizeRelH>
+            <wp14:sizeRelV relativeFrom="margin">
+              <wp14:pctHeight>0</wp14:pctHeight>
+            </wp14:sizeRelV>
+          </wp:anchor>
+        </w:drawing>
+      </w:r>
+      <w:r>
+        <w:rPr>
+          <w:rFonts w:ascii="Cambria" w:hAnsi="Cambria"/>
+          <w:b/>
+          <w:bCs/>
+          <w:noProof/>
+          <w:sz w:val="28"/>
+          <w:szCs w:val="28"/>
+        </w:rPr>
+        <w:drawing>
+          <wp:anchor distT="0" distB="0" distL="114300" distR="114300" simplePos="0" relativeHeight="251661312" behindDoc="1" locked="0" layoutInCell="1" allowOverlap="1" wp14:anchorId="5EF8FCC5" wp14:editId="02D07E2C">
+            <wp:simplePos x="0" y="0"/>
+            <wp:positionH relativeFrom="margin">
+              <wp:posOffset>91440</wp:posOffset>
+            </wp:positionH>
+            <wp:positionV relativeFrom="paragraph">
+              <wp:posOffset>138430</wp:posOffset>
             </wp:positionV>
             <wp:extent cx="5400040" cy="2491105"/>
             <wp:effectExtent l="0" t="0" r="0" b="4445"/>
@@ -1892,7 +1968,7 @@
                     <pic:cNvPicPr/>
                   </pic:nvPicPr>
                   <pic:blipFill>
-                    <a:blip r:embed="rId9" cstate="print">
+                    <a:blip r:embed="rId11" cstate="print">
                       <a:extLst>
                         <a:ext uri="{28A0092B-C50C-407E-A947-70E740481C1C}">
                           <a14:useLocalDpi xmlns:a14="http://schemas.microsoft.com/office/drawing/2010/main" val="0"/>
@@ -1918,22 +1994,268 @@
           </wp:anchor>
         </w:drawing>
       </w:r>
-      <w:r>
-        <w:rPr>
-          <w:rFonts w:ascii="Cambria" w:hAnsi="Cambria"/>
-          <w:b/>
-          <w:bCs/>
+    </w:p>
+    <w:p>
+      <w:pPr>
+        <w:rPr>
+          <w:rFonts w:ascii="Cambria" w:hAnsi="Cambria"/>
+          <w:b/>
+          <w:bCs/>
+          <w:sz w:val="28"/>
+          <w:szCs w:val="28"/>
+        </w:rPr>
+      </w:pPr>
+    </w:p>
+    <w:p>
+      <w:pPr>
+        <w:rPr>
+          <w:rFonts w:ascii="Cambria" w:hAnsi="Cambria"/>
+          <w:b/>
+          <w:bCs/>
+          <w:sz w:val="28"/>
+          <w:szCs w:val="28"/>
+        </w:rPr>
+      </w:pPr>
+    </w:p>
+    <w:p>
+      <w:pPr>
+        <w:rPr>
+          <w:rFonts w:ascii="Cambria" w:hAnsi="Cambria"/>
+          <w:b/>
+          <w:bCs/>
+          <w:sz w:val="28"/>
+          <w:szCs w:val="28"/>
+        </w:rPr>
+      </w:pPr>
+    </w:p>
+    <w:p>
+      <w:pPr>
+        <w:rPr>
+          <w:rFonts w:ascii="Cambria" w:hAnsi="Cambria"/>
+          <w:b/>
+          <w:bCs/>
+          <w:sz w:val="28"/>
+          <w:szCs w:val="28"/>
+        </w:rPr>
+      </w:pPr>
+    </w:p>
+    <w:p>
+      <w:pPr>
+        <w:rPr>
+          <w:rFonts w:ascii="Cambria" w:hAnsi="Cambria"/>
+          <w:b/>
+          <w:bCs/>
+          <w:sz w:val="28"/>
+          <w:szCs w:val="28"/>
+        </w:rPr>
+      </w:pPr>
+      <w:r>
+        <w:rPr>
+          <w:rFonts w:ascii="Cambria" w:hAnsi="Cambria"/>
+          <w:b/>
+          <w:bCs/>
+          <w:noProof/>
           <w:sz w:val="28"/>
           <w:szCs w:val="28"/>
         </w:rPr>
         <w:drawing>
-          <wp:anchor distT="0" distB="0" distL="114300" distR="114300" simplePos="0" relativeHeight="251660288" behindDoc="1" locked="0" layoutInCell="1" allowOverlap="1" wp14:anchorId="3A5BE382" wp14:editId="5F34586A">
+          <wp:anchor distT="0" distB="0" distL="114300" distR="114300" simplePos="0" relativeHeight="251658240" behindDoc="1" locked="0" layoutInCell="1" allowOverlap="1" wp14:anchorId="515177B3" wp14:editId="296A50A1">
             <wp:simplePos x="0" y="0"/>
             <wp:positionH relativeFrom="margin">
-              <wp:posOffset>1043940</wp:posOffset>
+              <wp:posOffset>3116580</wp:posOffset>
             </wp:positionH>
             <wp:positionV relativeFrom="paragraph">
-              <wp:posOffset>3417570</wp:posOffset>
+              <wp:posOffset>470535</wp:posOffset>
+            </wp:positionV>
+            <wp:extent cx="2985770" cy="2573655"/>
+            <wp:effectExtent l="0" t="0" r="5080" b="0"/>
+            <wp:wrapTight wrapText="bothSides">
+              <wp:wrapPolygon edited="0">
+                <wp:start x="0" y="0"/>
+                <wp:lineTo x="0" y="21424"/>
+                <wp:lineTo x="21499" y="21424"/>
+                <wp:lineTo x="21499" y="0"/>
+                <wp:lineTo x="0" y="0"/>
+              </wp:wrapPolygon>
+            </wp:wrapTight>
+            <wp:docPr id="821899323" name="Imagem 1"/>
+            <wp:cNvGraphicFramePr>
+              <a:graphicFrameLocks xmlns:a="http://schemas.openxmlformats.org/drawingml/2006/main" noChangeAspect="1"/>
+            </wp:cNvGraphicFramePr>
+            <a:graphic xmlns:a="http://schemas.openxmlformats.org/drawingml/2006/main">
+              <a:graphicData uri="http://schemas.openxmlformats.org/drawingml/2006/picture">
+                <pic:pic xmlns:pic="http://schemas.openxmlformats.org/drawingml/2006/picture">
+                  <pic:nvPicPr>
+                    <pic:cNvPr id="821899323" name=""/>
+                    <pic:cNvPicPr/>
+                  </pic:nvPicPr>
+                  <pic:blipFill>
+                    <a:blip r:embed="rId12" cstate="print">
+                      <a:extLst>
+                        <a:ext uri="{28A0092B-C50C-407E-A947-70E740481C1C}">
+                          <a14:useLocalDpi xmlns:a14="http://schemas.microsoft.com/office/drawing/2010/main" val="0"/>
+                        </a:ext>
+                      </a:extLst>
+                    </a:blip>
+                    <a:stretch>
+                      <a:fillRect/>
+                    </a:stretch>
+                  </pic:blipFill>
+                  <pic:spPr>
+                    <a:xfrm>
+                      <a:off x="0" y="0"/>
+                      <a:ext cx="2985770" cy="2573655"/>
+                    </a:xfrm>
+                    <a:prstGeom prst="rect">
+                      <a:avLst/>
+                    </a:prstGeom>
+                  </pic:spPr>
+                </pic:pic>
+              </a:graphicData>
+            </a:graphic>
+            <wp14:sizeRelH relativeFrom="margin">
+              <wp14:pctWidth>0</wp14:pctWidth>
+            </wp14:sizeRelH>
+            <wp14:sizeRelV relativeFrom="margin">
+              <wp14:pctHeight>0</wp14:pctHeight>
+            </wp14:sizeRelV>
+          </wp:anchor>
+        </w:drawing>
+      </w:r>
+    </w:p>
+    <w:p>
+      <w:pPr>
+        <w:rPr>
+          <w:rFonts w:ascii="Cambria" w:hAnsi="Cambria"/>
+          <w:b/>
+          <w:bCs/>
+          <w:sz w:val="28"/>
+          <w:szCs w:val="28"/>
+        </w:rPr>
+      </w:pPr>
+      <w:r>
+        <w:rPr>
+          <w:rFonts w:ascii="Cambria" w:hAnsi="Cambria"/>
+          <w:b/>
+          <w:bCs/>
+          <w:noProof/>
+          <w:sz w:val="28"/>
+          <w:szCs w:val="28"/>
+        </w:rPr>
+        <w:drawing>
+          <wp:anchor distT="0" distB="0" distL="114300" distR="114300" simplePos="0" relativeHeight="251659264" behindDoc="1" locked="0" layoutInCell="1" allowOverlap="1" wp14:anchorId="22915497" wp14:editId="7EC0AC0F">
+            <wp:simplePos x="0" y="0"/>
+            <wp:positionH relativeFrom="column">
+              <wp:posOffset>-340995</wp:posOffset>
+            </wp:positionH>
+            <wp:positionV relativeFrom="paragraph">
+              <wp:posOffset>126365</wp:posOffset>
+            </wp:positionV>
+            <wp:extent cx="3048000" cy="2613025"/>
+            <wp:effectExtent l="0" t="0" r="0" b="0"/>
+            <wp:wrapTight wrapText="bothSides">
+              <wp:wrapPolygon edited="0">
+                <wp:start x="0" y="0"/>
+                <wp:lineTo x="0" y="21416"/>
+                <wp:lineTo x="21465" y="21416"/>
+                <wp:lineTo x="21465" y="0"/>
+                <wp:lineTo x="0" y="0"/>
+              </wp:wrapPolygon>
+            </wp:wrapTight>
+            <wp:docPr id="1298355438" name="Imagem 1"/>
+            <wp:cNvGraphicFramePr>
+              <a:graphicFrameLocks xmlns:a="http://schemas.openxmlformats.org/drawingml/2006/main" noChangeAspect="1"/>
+            </wp:cNvGraphicFramePr>
+            <a:graphic xmlns:a="http://schemas.openxmlformats.org/drawingml/2006/main">
+              <a:graphicData uri="http://schemas.openxmlformats.org/drawingml/2006/picture">
+                <pic:pic xmlns:pic="http://schemas.openxmlformats.org/drawingml/2006/picture">
+                  <pic:nvPicPr>
+                    <pic:cNvPr id="1298355438" name=""/>
+                    <pic:cNvPicPr/>
+                  </pic:nvPicPr>
+                  <pic:blipFill>
+                    <a:blip r:embed="rId13" cstate="print">
+                      <a:extLst>
+                        <a:ext uri="{28A0092B-C50C-407E-A947-70E740481C1C}">
+                          <a14:useLocalDpi xmlns:a14="http://schemas.microsoft.com/office/drawing/2010/main" val="0"/>
+                        </a:ext>
+                      </a:extLst>
+                    </a:blip>
+                    <a:stretch>
+                      <a:fillRect/>
+                    </a:stretch>
+                  </pic:blipFill>
+                  <pic:spPr>
+                    <a:xfrm>
+                      <a:off x="0" y="0"/>
+                      <a:ext cx="3048000" cy="2613025"/>
+                    </a:xfrm>
+                    <a:prstGeom prst="rect">
+                      <a:avLst/>
+                    </a:prstGeom>
+                  </pic:spPr>
+                </pic:pic>
+              </a:graphicData>
+            </a:graphic>
+            <wp14:sizeRelH relativeFrom="margin">
+              <wp14:pctWidth>0</wp14:pctWidth>
+            </wp14:sizeRelH>
+            <wp14:sizeRelV relativeFrom="margin">
+              <wp14:pctHeight>0</wp14:pctHeight>
+            </wp14:sizeRelV>
+          </wp:anchor>
+        </w:drawing>
+      </w:r>
+    </w:p>
+    <w:p>
+      <w:pPr>
+        <w:rPr>
+          <w:rFonts w:ascii="Cambria" w:hAnsi="Cambria"/>
+          <w:b/>
+          <w:bCs/>
+          <w:sz w:val="28"/>
+          <w:szCs w:val="28"/>
+        </w:rPr>
+      </w:pPr>
+    </w:p>
+    <w:p>
+      <w:pPr>
+        <w:rPr>
+          <w:rFonts w:ascii="Cambria" w:hAnsi="Cambria"/>
+          <w:b/>
+          <w:bCs/>
+          <w:sz w:val="28"/>
+          <w:szCs w:val="28"/>
+        </w:rPr>
+      </w:pPr>
+    </w:p>
+    <w:p>
+      <w:pPr>
+        <w:rPr>
+          <w:rFonts w:ascii="Cambria" w:hAnsi="Cambria"/>
+          <w:b/>
+          <w:bCs/>
+          <w:sz w:val="28"/>
+          <w:szCs w:val="28"/>
+        </w:rPr>
+      </w:pPr>
+      <w:r>
+        <w:rPr>
+          <w:rFonts w:ascii="Cambria" w:hAnsi="Cambria"/>
+          <w:b/>
+          <w:bCs/>
+          <w:noProof/>
+          <w:sz w:val="28"/>
+          <w:szCs w:val="28"/>
+        </w:rPr>
+        <w:drawing>
+          <wp:anchor distT="0" distB="0" distL="114300" distR="114300" simplePos="0" relativeHeight="251660288" behindDoc="1" locked="0" layoutInCell="1" allowOverlap="1" wp14:anchorId="3A5BE382" wp14:editId="72B41D9F">
+            <wp:simplePos x="0" y="0"/>
+            <wp:positionH relativeFrom="margin">
+              <wp:posOffset>1419860</wp:posOffset>
+            </wp:positionH>
+            <wp:positionV relativeFrom="paragraph">
+              <wp:posOffset>36195</wp:posOffset>
             </wp:positionV>
             <wp:extent cx="2965450" cy="2552700"/>
             <wp:effectExtent l="0" t="0" r="6350" b="0"/>
@@ -1958,7 +2280,7 @@
                     <pic:cNvPicPr/>
                   </pic:nvPicPr>
                   <pic:blipFill>
-                    <a:blip r:embed="rId10" cstate="print">
+                    <a:blip r:embed="rId14" cstate="print">
                       <a:extLst>
                         <a:ext uri="{28A0092B-C50C-407E-A947-70E740481C1C}">
                           <a14:useLocalDpi xmlns:a14="http://schemas.microsoft.com/office/drawing/2010/main" val="0"/>
@@ -1990,35 +2312,149 @@
           </wp:anchor>
         </w:drawing>
       </w:r>
-      <w:r>
-        <w:rPr>
-          <w:rFonts w:ascii="Cambria" w:hAnsi="Cambria"/>
-          <w:b/>
-          <w:bCs/>
-          <w:sz w:val="28"/>
-          <w:szCs w:val="28"/>
+    </w:p>
+    <w:p>
+      <w:pPr>
+        <w:rPr>
+          <w:rFonts w:ascii="Cambria" w:hAnsi="Cambria"/>
+          <w:b/>
+          <w:bCs/>
+          <w:sz w:val="28"/>
+          <w:szCs w:val="28"/>
+        </w:rPr>
+      </w:pPr>
+    </w:p>
+    <w:p>
+      <w:pPr>
+        <w:rPr>
+          <w:rFonts w:ascii="Cambria" w:hAnsi="Cambria"/>
+          <w:b/>
+          <w:bCs/>
+          <w:sz w:val="28"/>
+          <w:szCs w:val="28"/>
+        </w:rPr>
+      </w:pPr>
+    </w:p>
+    <w:p>
+      <w:pPr>
+        <w:rPr>
+          <w:rFonts w:ascii="Cambria" w:hAnsi="Cambria"/>
+          <w:b/>
+          <w:bCs/>
+          <w:sz w:val="28"/>
+          <w:szCs w:val="28"/>
+        </w:rPr>
+      </w:pPr>
+    </w:p>
+    <w:p>
+      <w:pPr>
+        <w:rPr>
+          <w:rFonts w:ascii="Cambria" w:hAnsi="Cambria"/>
+          <w:b/>
+          <w:bCs/>
+          <w:sz w:val="28"/>
+          <w:szCs w:val="28"/>
+        </w:rPr>
+      </w:pPr>
+    </w:p>
+    <w:p>
+      <w:pPr>
+        <w:rPr>
+          <w:rFonts w:ascii="Cambria" w:hAnsi="Cambria"/>
+          <w:b/>
+          <w:bCs/>
+          <w:sz w:val="28"/>
+          <w:szCs w:val="28"/>
+        </w:rPr>
+      </w:pPr>
+    </w:p>
+    <w:p>
+      <w:pPr>
+        <w:rPr>
+          <w:rFonts w:ascii="Cambria" w:hAnsi="Cambria"/>
+          <w:b/>
+          <w:bCs/>
+          <w:sz w:val="28"/>
+          <w:szCs w:val="28"/>
+        </w:rPr>
+      </w:pPr>
+    </w:p>
+    <w:p>
+      <w:pPr>
+        <w:rPr>
+          <w:rFonts w:ascii="Cambria" w:hAnsi="Cambria"/>
+          <w:b/>
+          <w:bCs/>
+          <w:sz w:val="28"/>
+          <w:szCs w:val="28"/>
+        </w:rPr>
+      </w:pPr>
+    </w:p>
+    <w:p>
+      <w:pPr>
+        <w:rPr>
+          <w:rFonts w:ascii="Cambria" w:hAnsi="Cambria"/>
+          <w:b/>
+          <w:bCs/>
+          <w:sz w:val="28"/>
+          <w:szCs w:val="28"/>
+        </w:rPr>
+      </w:pPr>
+    </w:p>
+    <w:p>
+      <w:pPr>
+        <w:rPr>
+          <w:rFonts w:ascii="Cambria" w:hAnsi="Cambria"/>
+          <w:sz w:val="28"/>
+          <w:szCs w:val="28"/>
+        </w:rPr>
+      </w:pPr>
+    </w:p>
+    <w:p>
+      <w:pPr>
+        <w:tabs>
+          <w:tab w:val="left" w:pos="5760"/>
+        </w:tabs>
+        <w:rPr>
+          <w:rFonts w:ascii="Cambria" w:hAnsi="Cambria"/>
+          <w:sz w:val="28"/>
+          <w:szCs w:val="28"/>
+        </w:rPr>
+      </w:pPr>
+      <w:r>
+        <w:rPr>
+          <w:rFonts w:ascii="Cambria" w:hAnsi="Cambria"/>
+          <w:sz w:val="28"/>
+          <w:szCs w:val="28"/>
+        </w:rPr>
+        <w:lastRenderedPageBreak/>
+        <w:tab/>
+      </w:r>
+      <w:r>
+        <w:rPr>
+          <w:noProof/>
         </w:rPr>
         <w:drawing>
-          <wp:anchor distT="0" distB="0" distL="114300" distR="114300" simplePos="0" relativeHeight="251658240" behindDoc="1" locked="0" layoutInCell="1" allowOverlap="1" wp14:anchorId="515177B3" wp14:editId="7266721B">
+          <wp:anchor distT="0" distB="0" distL="114300" distR="114300" simplePos="0" relativeHeight="251667456" behindDoc="1" locked="0" layoutInCell="1" allowOverlap="1" wp14:anchorId="2BA7A71D" wp14:editId="79D56128">
             <wp:simplePos x="0" y="0"/>
-            <wp:positionH relativeFrom="margin">
-              <wp:posOffset>2964180</wp:posOffset>
+            <wp:positionH relativeFrom="column">
+              <wp:posOffset>1905</wp:posOffset>
             </wp:positionH>
             <wp:positionV relativeFrom="paragraph">
-              <wp:posOffset>224790</wp:posOffset>
+              <wp:posOffset>4167505</wp:posOffset>
             </wp:positionV>
-            <wp:extent cx="2985770" cy="2573655"/>
-            <wp:effectExtent l="0" t="0" r="5080" b="0"/>
+            <wp:extent cx="5400040" cy="3933825"/>
+            <wp:effectExtent l="0" t="0" r="0" b="9525"/>
             <wp:wrapTight wrapText="bothSides">
               <wp:wrapPolygon edited="0">
                 <wp:start x="0" y="0"/>
-                <wp:lineTo x="0" y="21424"/>
-                <wp:lineTo x="21499" y="21424"/>
-                <wp:lineTo x="21499" y="0"/>
+                <wp:lineTo x="0" y="21548"/>
+                <wp:lineTo x="21488" y="21548"/>
+                <wp:lineTo x="21488" y="0"/>
                 <wp:lineTo x="0" y="0"/>
               </wp:wrapPolygon>
             </wp:wrapTight>
-            <wp:docPr id="821899323" name="Imagem 1"/>
+            <wp:docPr id="2114011457" name="Imagem 2"/>
             <wp:cNvGraphicFramePr>
               <a:graphicFrameLocks xmlns:a="http://schemas.openxmlformats.org/drawingml/2006/main" noChangeAspect="1"/>
             </wp:cNvGraphicFramePr>
@@ -2026,71 +2462,68 @@
               <a:graphicData uri="http://schemas.openxmlformats.org/drawingml/2006/picture">
                 <pic:pic xmlns:pic="http://schemas.openxmlformats.org/drawingml/2006/picture">
                   <pic:nvPicPr>
-                    <pic:cNvPr id="821899323" name=""/>
-                    <pic:cNvPicPr/>
+                    <pic:cNvPr id="0" name="Picture 3"/>
+                    <pic:cNvPicPr>
+                      <a:picLocks noChangeAspect="1" noChangeArrowheads="1"/>
+                    </pic:cNvPicPr>
                   </pic:nvPicPr>
                   <pic:blipFill>
-                    <a:blip r:embed="rId11" cstate="print">
+                    <a:blip r:embed="rId15">
                       <a:extLst>
                         <a:ext uri="{28A0092B-C50C-407E-A947-70E740481C1C}">
                           <a14:useLocalDpi xmlns:a14="http://schemas.microsoft.com/office/drawing/2010/main" val="0"/>
                         </a:ext>
                       </a:extLst>
                     </a:blip>
+                    <a:srcRect/>
                     <a:stretch>
                       <a:fillRect/>
                     </a:stretch>
                   </pic:blipFill>
-                  <pic:spPr>
+                  <pic:spPr bwMode="auto">
                     <a:xfrm>
                       <a:off x="0" y="0"/>
-                      <a:ext cx="2985770" cy="2573655"/>
+                      <a:ext cx="5400040" cy="3933825"/>
                     </a:xfrm>
                     <a:prstGeom prst="rect">
                       <a:avLst/>
                     </a:prstGeom>
+                    <a:noFill/>
+                    <a:ln>
+                      <a:noFill/>
+                    </a:ln>
                   </pic:spPr>
                 </pic:pic>
               </a:graphicData>
             </a:graphic>
-            <wp14:sizeRelH relativeFrom="margin">
-              <wp14:pctWidth>0</wp14:pctWidth>
-            </wp14:sizeRelH>
-            <wp14:sizeRelV relativeFrom="margin">
-              <wp14:pctHeight>0</wp14:pctHeight>
-            </wp14:sizeRelV>
           </wp:anchor>
         </w:drawing>
       </w:r>
       <w:r>
         <w:rPr>
-          <w:rFonts w:ascii="Cambria" w:hAnsi="Cambria"/>
-          <w:b/>
-          <w:bCs/>
-          <w:sz w:val="28"/>
-          <w:szCs w:val="28"/>
+          <w:noProof/>
         </w:rPr>
         <w:drawing>
-          <wp:anchor distT="0" distB="0" distL="114300" distR="114300" simplePos="0" relativeHeight="251659264" behindDoc="1" locked="0" layoutInCell="1" allowOverlap="1" wp14:anchorId="22915497" wp14:editId="5BFC200D">
+          <wp:anchor distT="0" distB="0" distL="114300" distR="114300" simplePos="0" relativeHeight="251666432" behindDoc="1" locked="0" layoutInCell="1" allowOverlap="1" wp14:anchorId="045A5BD7" wp14:editId="293D22BC">
             <wp:simplePos x="0" y="0"/>
             <wp:positionH relativeFrom="column">
-              <wp:posOffset>-622935</wp:posOffset>
+              <wp:posOffset>1905</wp:posOffset>
             </wp:positionH>
             <wp:positionV relativeFrom="paragraph">
-              <wp:posOffset>214630</wp:posOffset>
+              <wp:posOffset>227965</wp:posOffset>
             </wp:positionV>
-            <wp:extent cx="3048000" cy="2613025"/>
-            <wp:effectExtent l="0" t="0" r="0" b="0"/>
+            <wp:extent cx="5400040" cy="2757805"/>
+            <wp:effectExtent l="0" t="0" r="0" b="4445"/>
             <wp:wrapTight wrapText="bothSides">
               <wp:wrapPolygon edited="0">
                 <wp:start x="0" y="0"/>
-                <wp:lineTo x="0" y="21416"/>
-                <wp:lineTo x="21465" y="21416"/>
-                <wp:lineTo x="21465" y="0"/>
+                <wp:lineTo x="0" y="21486"/>
+                <wp:lineTo x="21488" y="21486"/>
+                <wp:lineTo x="21488" y="0"/>
                 <wp:lineTo x="0" y="0"/>
               </wp:wrapPolygon>
             </wp:wrapTight>
-            <wp:docPr id="1298355438" name="Imagem 1"/>
+            <wp:docPr id="1178919191" name="Imagem 1"/>
             <wp:cNvGraphicFramePr>
               <a:graphicFrameLocks xmlns:a="http://schemas.openxmlformats.org/drawingml/2006/main" noChangeAspect="1"/>
             </wp:cNvGraphicFramePr>
@@ -2098,39 +2531,40 @@
               <a:graphicData uri="http://schemas.openxmlformats.org/drawingml/2006/picture">
                 <pic:pic xmlns:pic="http://schemas.openxmlformats.org/drawingml/2006/picture">
                   <pic:nvPicPr>
-                    <pic:cNvPr id="1298355438" name=""/>
-                    <pic:cNvPicPr/>
+                    <pic:cNvPr id="0" name="Picture 1"/>
+                    <pic:cNvPicPr>
+                      <a:picLocks noChangeAspect="1" noChangeArrowheads="1"/>
+                    </pic:cNvPicPr>
                   </pic:nvPicPr>
                   <pic:blipFill>
-                    <a:blip r:embed="rId12" cstate="print">
+                    <a:blip r:embed="rId16" cstate="print">
                       <a:extLst>
                         <a:ext uri="{28A0092B-C50C-407E-A947-70E740481C1C}">
                           <a14:useLocalDpi xmlns:a14="http://schemas.microsoft.com/office/drawing/2010/main" val="0"/>
                         </a:ext>
                       </a:extLst>
                     </a:blip>
+                    <a:srcRect/>
                     <a:stretch>
                       <a:fillRect/>
                     </a:stretch>
                   </pic:blipFill>
-                  <pic:spPr>
+                  <pic:spPr bwMode="auto">
                     <a:xfrm>
                       <a:off x="0" y="0"/>
-                      <a:ext cx="3048000" cy="2613025"/>
+                      <a:ext cx="5400040" cy="2757805"/>
                     </a:xfrm>
                     <a:prstGeom prst="rect">
                       <a:avLst/>
                     </a:prstGeom>
+                    <a:noFill/>
+                    <a:ln>
+                      <a:noFill/>
+                    </a:ln>
                   </pic:spPr>
                 </pic:pic>
               </a:graphicData>
             </a:graphic>
-            <wp14:sizeRelH relativeFrom="margin">
-              <wp14:pctWidth>0</wp14:pctWidth>
-            </wp14:sizeRelH>
-            <wp14:sizeRelV relativeFrom="margin">
-              <wp14:pctHeight>0</wp14:pctHeight>
-            </wp14:sizeRelV>
           </wp:anchor>
         </w:drawing>
       </w:r>
@@ -3902,6 +4336,7 @@
   <w:style w:type="character" w:default="1" w:styleId="Tipodeletrapredefinidodopargrafo">
     <w:name w:val="Default Paragraph Font"/>
     <w:uiPriority w:val="1"/>
+    <w:semiHidden/>
     <w:unhideWhenUsed/>
   </w:style>
   <w:style w:type="table" w:default="1" w:styleId="Tabelanormal">

--- a/Relatorio_SD-TP1.docx
+++ b/Relatorio_SD-TP1.docx
@@ -1622,6 +1622,51 @@
           </wp:anchor>
         </w:drawing>
       </w:r>
+      <w:r>
+        <w:rPr>
+          <w:rFonts w:ascii="Cambria" w:hAnsi="Cambria"/>
+          <w:b/>
+          <w:bCs/>
+          <w:sz w:val="28"/>
+          <w:szCs w:val="28"/>
+        </w:rPr>
+        <w:t xml:space="preserve">Repo: </w:t>
+      </w:r>
+      <w:hyperlink r:id="rId8" w:history="1">
+        <w:r>
+          <w:rPr>
+            <w:rStyle w:val="Hiperligao"/>
+            <w:rFonts w:ascii="Cambria" w:hAnsi="Cambria"/>
+            <w:b/>
+            <w:bCs/>
+            <w:sz w:val="28"/>
+            <w:szCs w:val="28"/>
+          </w:rPr>
+          <w:t>https://github.com/JoaoNogueiraGi</w:t>
+        </w:r>
+        <w:r>
+          <w:rPr>
+            <w:rStyle w:val="Hiperligao"/>
+            <w:rFonts w:ascii="Cambria" w:hAnsi="Cambria"/>
+            <w:b/>
+            <w:bCs/>
+            <w:sz w:val="28"/>
+            <w:szCs w:val="28"/>
+          </w:rPr>
+          <w:t>t</w:t>
+        </w:r>
+        <w:r>
+          <w:rPr>
+            <w:rStyle w:val="Hiperligao"/>
+            <w:rFonts w:ascii="Cambria" w:hAnsi="Cambria"/>
+            <w:b/>
+            <w:bCs/>
+            <w:sz w:val="28"/>
+            <w:szCs w:val="28"/>
+          </w:rPr>
+          <w:t>/SD-TP1</w:t>
+        </w:r>
+      </w:hyperlink>
     </w:p>
     <w:p>
       <w:pPr>
@@ -1696,7 +1741,7 @@
                     <pic:cNvPicPr/>
                   </pic:nvPicPr>
                   <pic:blipFill>
-                    <a:blip r:embed="rId8">
+                    <a:blip r:embed="rId9">
                       <a:extLst>
                         <a:ext uri="{28A0092B-C50C-407E-A947-70E740481C1C}">
                           <a14:useLocalDpi xmlns:a14="http://schemas.microsoft.com/office/drawing/2010/main" val="0"/>
@@ -1829,7 +1874,7 @@
                     <pic:cNvPicPr/>
                   </pic:nvPicPr>
                   <pic:blipFill>
-                    <a:blip r:embed="rId9" cstate="print">
+                    <a:blip r:embed="rId10" cstate="print">
                       <a:extLst>
                         <a:ext uri="{28A0092B-C50C-407E-A947-70E740481C1C}">
                           <a14:useLocalDpi xmlns:a14="http://schemas.microsoft.com/office/drawing/2010/main" val="0"/>
@@ -1895,7 +1940,7 @@
                     <pic:cNvPicPr/>
                   </pic:nvPicPr>
                   <pic:blipFill>
-                    <a:blip r:embed="rId10" cstate="print">
+                    <a:blip r:embed="rId11" cstate="print">
                       <a:extLst>
                         <a:ext uri="{28A0092B-C50C-407E-A947-70E740481C1C}">
                           <a14:useLocalDpi xmlns:a14="http://schemas.microsoft.com/office/drawing/2010/main" val="0"/>
@@ -1968,7 +2013,7 @@
                     <pic:cNvPicPr/>
                   </pic:nvPicPr>
                   <pic:blipFill>
-                    <a:blip r:embed="rId11" cstate="print">
+                    <a:blip r:embed="rId12" cstate="print">
                       <a:extLst>
                         <a:ext uri="{28A0092B-C50C-407E-A947-70E740481C1C}">
                           <a14:useLocalDpi xmlns:a14="http://schemas.microsoft.com/office/drawing/2010/main" val="0"/>
@@ -2090,7 +2135,7 @@
                     <pic:cNvPicPr/>
                   </pic:nvPicPr>
                   <pic:blipFill>
-                    <a:blip r:embed="rId12" cstate="print">
+                    <a:blip r:embed="rId13" cstate="print">
                       <a:extLst>
                         <a:ext uri="{28A0092B-C50C-407E-A947-70E740481C1C}">
                           <a14:useLocalDpi xmlns:a14="http://schemas.microsoft.com/office/drawing/2010/main" val="0"/>
@@ -2174,7 +2219,7 @@
                     <pic:cNvPicPr/>
                   </pic:nvPicPr>
                   <pic:blipFill>
-                    <a:blip r:embed="rId13" cstate="print">
+                    <a:blip r:embed="rId14" cstate="print">
                       <a:extLst>
                         <a:ext uri="{28A0092B-C50C-407E-A947-70E740481C1C}">
                           <a14:useLocalDpi xmlns:a14="http://schemas.microsoft.com/office/drawing/2010/main" val="0"/>
@@ -2280,7 +2325,7 @@
                     <pic:cNvPicPr/>
                   </pic:nvPicPr>
                   <pic:blipFill>
-                    <a:blip r:embed="rId14" cstate="print">
+                    <a:blip r:embed="rId15" cstate="print">
                       <a:extLst>
                         <a:ext uri="{28A0092B-C50C-407E-A947-70E740481C1C}">
                           <a14:useLocalDpi xmlns:a14="http://schemas.microsoft.com/office/drawing/2010/main" val="0"/>
@@ -2468,7 +2513,7 @@
                     </pic:cNvPicPr>
                   </pic:nvPicPr>
                   <pic:blipFill>
-                    <a:blip r:embed="rId15">
+                    <a:blip r:embed="rId16">
                       <a:extLst>
                         <a:ext uri="{28A0092B-C50C-407E-A947-70E740481C1C}">
                           <a14:useLocalDpi xmlns:a14="http://schemas.microsoft.com/office/drawing/2010/main" val="0"/>
@@ -2537,7 +2582,7 @@
                     </pic:cNvPicPr>
                   </pic:nvPicPr>
                   <pic:blipFill>
-                    <a:blip r:embed="rId16" cstate="print">
+                    <a:blip r:embed="rId17" cstate="print">
                       <a:extLst>
                         <a:ext uri="{28A0092B-C50C-407E-A947-70E740481C1C}">
                           <a14:useLocalDpi xmlns:a14="http://schemas.microsoft.com/office/drawing/2010/main" val="0"/>
@@ -4660,6 +4705,41 @@
       </w:numPr>
     </w:pPr>
   </w:style>
+  <w:style w:type="character" w:styleId="Hiperligao">
+    <w:name w:val="Hyperlink"/>
+    <w:basedOn w:val="Tipodeletrapredefinidodopargrafo"/>
+    <w:uiPriority w:val="99"/>
+    <w:unhideWhenUsed/>
+    <w:rsid w:val="00A4119B"/>
+    <w:rPr>
+      <w:color w:val="467886" w:themeColor="hyperlink"/>
+      <w:u w:val="single"/>
+    </w:rPr>
+  </w:style>
+  <w:style w:type="character" w:styleId="MenoNoResolvida">
+    <w:name w:val="Unresolved Mention"/>
+    <w:basedOn w:val="Tipodeletrapredefinidodopargrafo"/>
+    <w:uiPriority w:val="99"/>
+    <w:semiHidden/>
+    <w:unhideWhenUsed/>
+    <w:rsid w:val="00A4119B"/>
+    <w:rPr>
+      <w:color w:val="605E5C"/>
+      <w:shd w:val="clear" w:color="auto" w:fill="E1DFDD"/>
+    </w:rPr>
+  </w:style>
+  <w:style w:type="character" w:styleId="Hiperligaovisitada">
+    <w:name w:val="FollowedHyperlink"/>
+    <w:basedOn w:val="Tipodeletrapredefinidodopargrafo"/>
+    <w:uiPriority w:val="99"/>
+    <w:semiHidden/>
+    <w:unhideWhenUsed/>
+    <w:rsid w:val="00A4119B"/>
+    <w:rPr>
+      <w:color w:val="96607D" w:themeColor="followedHyperlink"/>
+      <w:u w:val="single"/>
+    </w:rPr>
+  </w:style>
 </w:styles>
 </file>
 
